--- a/Group_Report.docx
+++ b/Group_Report.docx
@@ -71,7 +71,7 @@
         <w:jc w:val="both"/>
       </w:pPr>
       <w:r>
-        <w:t xml:space="preserve">Our headline finding is that, once the most recent observed wind speed and a small number of PM2.5 lag features are available to the air-quality model, the marginal information content of a one-hour wind-speed forecast is small – considerably smaller than dispersal physics alone would suggest. The persistence baseline is itself a stronger competitor than the original literature on this dataset has typically acknowledged. The zero-shot ESG classifier handles canonical examples convincingly but degrades on sentences that span multiple categories or fall outside the sustainability domain.</w:t>
+        <w:t xml:space="preserve">Our headline finding is that, once the most recent observed wind speed and a small number of PM2.5 lag features are available to the air-quality model, the marginal information content of a one-hour wind-speed forecast is small (around half of one per cent in RMSE terms) – considerably smaller than dispersal physics alone would suggest. The persistence baseline is itself a stronger competitor than the original literature on this dataset has typically acknowledged. The zero-shot ESG classifier handles canonical examples convincingly, but its confidence becomes diffuse on multi-topic sentences and is misleadingly high on out-of-distribution input.</w:t>
       </w:r>
     </w:p>
     <w:p>
@@ -166,6 +166,67 @@
     </w:p>
     <w:p>
       <w:pPr>
+        <w:spacing w:after="80" w:before="200"/>
+        <w:jc w:val="center"/>
+      </w:pPr>
+      <w:r>
+        <w:drawing>
+          <wp:inline distT="0" distB="0" distL="0" distR="0">
+            <wp:extent cx="5715000" cy="2600325"/>
+            <wp:effectExtent t="0" r="0" b="0" l="0"/>
+            <wp:docPr id="1" name="cell05.png" descr="Figure 1. Hourly PM2.5 (top) and cumulative wind speed Iws (bottom) over the full 2010–2014 sample, illustrating the strong seasonal and high-frequency variability of both series." title="Figure 1. Hourly PM2.5 (top) and cumulative wind speed Iws (bottom) over the full 2010–2014 sample, illustrating the strong seasonal and high-frequency variability of both series."/>
+            <wp:cNvGraphicFramePr>
+              <a:graphicFrameLocks xmlns:a="http://schemas.openxmlformats.org/drawingml/2006/main" noChangeAspect="1"/>
+            </wp:cNvGraphicFramePr>
+            <a:graphic xmlns:a="http://schemas.openxmlformats.org/drawingml/2006/main">
+              <a:graphicData uri="http://schemas.openxmlformats.org/drawingml/2006/picture">
+                <pic:pic xmlns:pic="http://schemas.openxmlformats.org/drawingml/2006/picture">
+                  <pic:nvPicPr>
+                    <pic:cNvPr id="0" name="" descr=""/>
+                    <pic:cNvPicPr>
+                      <a:picLocks noChangeAspect="1" noChangeArrowheads="1"/>
+                    </pic:cNvPicPr>
+                  </pic:nvPicPr>
+                  <pic:blipFill>
+                    <a:blip r:embed="rId8" cstate="none"/>
+                    <a:srcRect/>
+                    <a:stretch>
+                      <a:fillRect/>
+                    </a:stretch>
+                  </pic:blipFill>
+                  <pic:spPr bwMode="auto">
+                    <a:xfrm>
+                      <a:off x="0" y="0"/>
+                      <a:ext cx="5715000" cy="2600325"/>
+                    </a:xfrm>
+                    <a:prstGeom prst="rect">
+                      <a:avLst/>
+                    </a:prstGeom>
+                  </pic:spPr>
+                </pic:pic>
+              </a:graphicData>
+            </a:graphic>
+          </wp:inline>
+        </w:drawing>
+      </w:r>
+    </w:p>
+    <w:p>
+      <w:pPr>
+        <w:spacing w:after="240"/>
+        <w:jc w:val="center"/>
+      </w:pPr>
+      <w:r>
+        <w:rPr>
+          <w:i/>
+          <w:iCs/>
+          <w:sz w:val="20"/>
+          <w:szCs w:val="20"/>
+        </w:rPr>
+        <w:t xml:space="preserve">Figure 1. Hourly PM2.5 (top) and cumulative wind speed Iws (bottom) over the full 2010–2014 sample, illustrating the strong seasonal and high-frequency variability of both series.</w:t>
+      </w:r>
+    </w:p>
+    <w:p>
+      <w:pPr>
         <w:pStyle w:val="Heading2"/>
         <w:spacing w:after="140" w:before="240"/>
       </w:pPr>
@@ -194,7 +255,7 @@
         <w:jc w:val="both"/>
       </w:pPr>
       <w:r>
-        <w:t xml:space="preserve">The dataset was partitioned chronologically into 70% training, 15% validation and 15% test segments, and never shuffled. Shuffling time-series data with autoregressive features is a well-documented source of optimistic bias (Cerqueira, Torgo and Mozetič, 2020): rows from immediately adjacent hours otherwise end up in different splits, and a model that simply memorises near-neighbours will appear to generalise. The model was trained for fifteen epochs with the Adam optimiser at a learning rate of 1×10⁻³ and mini-batches of 256 sequences. Mean squared error served as the loss function for both training and validation, and both losses were tracked per epoch.</w:t>
+        <w:t xml:space="preserve">The dataset was partitioned chronologically into 70% training, 15% validation and 15% test segments, and never shuffled. Shuffling time-series data with autoregressive features is a well-documented source of optimistic bias (Cerqueira, Torgo and Mozetič, 2020): rows from immediately adjacent hours otherwise end up in different splits, and a model that simply memorises near-neighbours will appear to generalise. The model was trained for fifteen epochs with the Adam optimiser at a learning rate of 1×10⁻³ and mini-batches of 256 sequences. Mean squared error served as the loss function for both training and validation.</w:t>
       </w:r>
     </w:p>
     <w:p>
@@ -251,7 +312,7 @@
         <w:jc w:val="both"/>
       </w:pPr>
       <w:r>
-        <w:t xml:space="preserve">The pre-trained transformer facebook/bart-large-mnli (Lewis et al., 2020) was applied without task-specific fine-tuning via the Hugging Face Transformers zero-shot-classification pipeline. The model revision was pinned for reproducibility. Internally, the pipeline reframes classification as a natural-language inference task: the candidate sentence becomes the premise, and a hypothesis of the form “this text is about [LABEL]” is constructed for each candidate label. The probability assigned to the entailment relation under each hypothesis serves as the label score, and the scores are normalised across labels via softmax to produce a probability distribution. Because the procedure is purely inferential, no training data are required and the label set can be modified without retraining – a property that is particularly useful in domains such as ESG, where category schemas evolve in response to new regulation and stakeholder pressure. Five English-language sentences were evaluated: one canonical example per ESG category, one example designed to span all three categories, and one off-topic financial sentence that served as an out-of-distribution control. We report the top-ranked label and the full confidence distribution for each sentence.</w:t>
+        <w:t xml:space="preserve">The pre-trained transformer facebook/bart-large-mnli (Lewis et al., 2020) was applied without task-specific fine-tuning via the Hugging Face Transformers zero-shot-classification pipeline. The model revision was pinned for reproducibility. Internally, the pipeline reframes classification as a natural-language inference task: the candidate sentence becomes the premise, and a hypothesis of the form “this text is about [LABEL]” is constructed for each candidate label. The probability assigned to the entailment relation under each hypothesis serves as the label score, and the scores are normalised across labels via softmax to produce a probability distribution. Five English-language sentences were evaluated: one canonical example per ESG category, one example designed to span all three categories, and one off-topic financial sentence that served as an out-of-distribution control.</w:t>
       </w:r>
     </w:p>
     <w:p>
@@ -275,21 +336,143 @@
         <w:jc w:val="both"/>
       </w:pPr>
       <w:r>
-        <w:t xml:space="preserve">The LSTM converged within the budgeted fifteen epochs. Training and validation losses decreased in step, with no evidence of overfitting on the validation segment. On the held-out test segment, the model captures the gross trajectory of cumulative wind speed but lags abrupt resets, which occur when wind direction changes and are visible as sharp downward steps in the observed series.</w:t>
-      </w:r>
-    </w:p>
-    <w:p>
-      <w:pPr>
-        <w:spacing w:after="160" w:line="360"/>
-        <w:jc w:val="both"/>
-      </w:pPr>
-      <w:r>
-        <w:t xml:space="preserve">For PM2.5, the persistence baseline achieved an RMSE of 22.08 µg/m³ and an R² of 0.945 on the chronological test set. This is a strong reference point: simply predicting that the next hour’s concentration will equal the current hour’s concentration explains 94.5% of test-set variance. The Random Forest excluding pred_Iws improves modestly upon this baseline, achieving an RMSE of 21.39 µg/m³ and an R² of 0.949. Adding the LSTM’s wind-speed forecast as a feature changes the result by approximately 0.02 µg/m³ in RMSE and a fourth-decimal-place change in R²; in practical terms, no improvement at all (Table 1).</w:t>
+        <w:t xml:space="preserve">The LSTM converged within the budgeted fifteen epochs. Training and validation losses decreased in step, with the validation loss reaching its minimum in the final epoch and showing no sign of overfitting (Figure 2). On the held-out test segment the model achieved an RMSE of 14.40 m/s, an MAE of 5.95 m/s, and an R² of 0.908 on `Iws`. The model captures the gross trajectory of cumulative wind speed but lags abrupt resets that occur when wind direction changes, visible as sharp downward steps in the observed series (Figure 3).</w:t>
+      </w:r>
+    </w:p>
+    <w:p>
+      <w:pPr>
+        <w:spacing w:after="80" w:before="200"/>
+        <w:jc w:val="center"/>
+      </w:pPr>
+      <w:r>
+        <w:drawing>
+          <wp:inline distT="0" distB="0" distL="0" distR="0">
+            <wp:extent cx="4572000" cy="2286000"/>
+            <wp:effectExtent t="0" r="0" b="0" l="0"/>
+            <wp:docPr id="1" name="cell09.png" descr="Figure 2. LSTM training and validation loss across fifteen epochs (mean squared error in scaled units)." title="Figure 2. LSTM training and validation loss across fifteen epochs (mean squared error in scaled units)."/>
+            <wp:cNvGraphicFramePr>
+              <a:graphicFrameLocks xmlns:a="http://schemas.openxmlformats.org/drawingml/2006/main" noChangeAspect="1"/>
+            </wp:cNvGraphicFramePr>
+            <a:graphic xmlns:a="http://schemas.openxmlformats.org/drawingml/2006/main">
+              <a:graphicData uri="http://schemas.openxmlformats.org/drawingml/2006/picture">
+                <pic:pic xmlns:pic="http://schemas.openxmlformats.org/drawingml/2006/picture">
+                  <pic:nvPicPr>
+                    <pic:cNvPr id="0" name="" descr=""/>
+                    <pic:cNvPicPr>
+                      <a:picLocks noChangeAspect="1" noChangeArrowheads="1"/>
+                    </pic:cNvPicPr>
+                  </pic:nvPicPr>
+                  <pic:blipFill>
+                    <a:blip r:embed="rId9" cstate="none"/>
+                    <a:srcRect/>
+                    <a:stretch>
+                      <a:fillRect/>
+                    </a:stretch>
+                  </pic:blipFill>
+                  <pic:spPr bwMode="auto">
+                    <a:xfrm>
+                      <a:off x="0" y="0"/>
+                      <a:ext cx="4572000" cy="2286000"/>
+                    </a:xfrm>
+                    <a:prstGeom prst="rect">
+                      <a:avLst/>
+                    </a:prstGeom>
+                  </pic:spPr>
+                </pic:pic>
+              </a:graphicData>
+            </a:graphic>
+          </wp:inline>
+        </w:drawing>
+      </w:r>
+    </w:p>
+    <w:p>
+      <w:pPr>
+        <w:spacing w:after="240"/>
+        <w:jc w:val="center"/>
+      </w:pPr>
+      <w:r>
+        <w:rPr>
+          <w:i/>
+          <w:iCs/>
+          <w:sz w:val="20"/>
+          <w:szCs w:val="20"/>
+        </w:rPr>
+        <w:t xml:space="preserve">Figure 2. LSTM training and validation loss across fifteen epochs (mean squared error in scaled units).</w:t>
+      </w:r>
+    </w:p>
+    <w:p>
+      <w:pPr>
+        <w:spacing w:after="80" w:before="200"/>
+        <w:jc w:val="center"/>
+      </w:pPr>
+      <w:r>
+        <w:drawing>
+          <wp:inline distT="0" distB="0" distL="0" distR="0">
+            <wp:extent cx="5715000" cy="1971675"/>
+            <wp:effectExtent t="0" r="0" b="0" l="0"/>
+            <wp:docPr id="1" name="cell11.png" descr="Figure 3. LSTM wind-speed forecast versus observation on the first 300 hours of the test set." title="Figure 3. LSTM wind-speed forecast versus observation on the first 300 hours of the test set."/>
+            <wp:cNvGraphicFramePr>
+              <a:graphicFrameLocks xmlns:a="http://schemas.openxmlformats.org/drawingml/2006/main" noChangeAspect="1"/>
+            </wp:cNvGraphicFramePr>
+            <a:graphic xmlns:a="http://schemas.openxmlformats.org/drawingml/2006/main">
+              <a:graphicData uri="http://schemas.openxmlformats.org/drawingml/2006/picture">
+                <pic:pic xmlns:pic="http://schemas.openxmlformats.org/drawingml/2006/picture">
+                  <pic:nvPicPr>
+                    <pic:cNvPr id="0" name="" descr=""/>
+                    <pic:cNvPicPr>
+                      <a:picLocks noChangeAspect="1" noChangeArrowheads="1"/>
+                    </pic:cNvPicPr>
+                  </pic:nvPicPr>
+                  <pic:blipFill>
+                    <a:blip r:embed="rId10" cstate="none"/>
+                    <a:srcRect/>
+                    <a:stretch>
+                      <a:fillRect/>
+                    </a:stretch>
+                  </pic:blipFill>
+                  <pic:spPr bwMode="auto">
+                    <a:xfrm>
+                      <a:off x="0" y="0"/>
+                      <a:ext cx="5715000" cy="1971675"/>
+                    </a:xfrm>
+                    <a:prstGeom prst="rect">
+                      <a:avLst/>
+                    </a:prstGeom>
+                  </pic:spPr>
+                </pic:pic>
+              </a:graphicData>
+            </a:graphic>
+          </wp:inline>
+        </w:drawing>
+      </w:r>
+    </w:p>
+    <w:p>
+      <w:pPr>
+        <w:spacing w:after="240"/>
+        <w:jc w:val="center"/>
+      </w:pPr>
+      <w:r>
+        <w:rPr>
+          <w:i/>
+          <w:iCs/>
+          <w:sz w:val="20"/>
+          <w:szCs w:val="20"/>
+        </w:rPr>
+        <w:t xml:space="preserve">Figure 3. LSTM wind-speed forecast versus observation on the first 300 hours of the test set.</w:t>
+      </w:r>
+    </w:p>
+    <w:p>
+      <w:pPr>
+        <w:spacing w:after="160" w:line="360"/>
+        <w:jc w:val="both"/>
+      </w:pPr>
+      <w:r>
+        <w:t xml:space="preserve">For PM2.5, the persistence baseline achieved an RMSE of 22.08 µg/m³ and an R² of 0.945 on the chronological test set (Table 1). This is a strong reference point: simply predicting that the next hour’s concentration will equal the current hour’s concentration explains 94.5% of test-set variance. The Random Forest excluding pred_Iws improved upon this baseline, achieving an RMSE of 21.30 µg/m³ and an R² of 0.949. Adding the LSTM’s wind-speed forecast as a feature further reduced RMSE by 0.11 µg/m³ to 21.19 µg/m³ and lifted R² by 0.0005. The marginal contribution of the wind forecast is therefore measurable but modest – of the order of half of one per cent in RMSE – and is the principal empirical contribution of this study.</w:t>
       </w:r>
     </w:p>
     <w:tbl>
       <w:tblPr>
-        <w:tblW w:type="dxa" w:w="9360"/>
+        <w:tblW w:type="dxa" w:w="9026"/>
         <w:tblBorders>
           <w:top w:val="single" w:color="auto" w:sz="4"/>
           <w:left w:val="single" w:color="auto" w:sz="4"/>
@@ -300,7 +483,7 @@
         </w:tblBorders>
       </w:tblPr>
       <w:tblGrid>
-        <w:gridCol w:w="3360"/>
+        <w:gridCol w:w="3026"/>
         <w:gridCol w:w="2000"/>
         <w:gridCol w:w="2000"/>
         <w:gridCol w:w="2000"/>
@@ -308,7 +491,7 @@
       <w:tr>
         <w:tc>
           <w:tcPr>
-            <w:tcW w:type="dxa" w:w="3360"/>
+            <w:tcW w:type="dxa" w:w="3026"/>
             <w:tcBorders>
               <w:top w:val="single" w:color="999999" w:sz="4"/>
               <w:left w:val="single" w:color="999999" w:sz="4"/>
@@ -418,7 +601,7 @@
       <w:tr>
         <w:tc>
           <w:tcPr>
-            <w:tcW w:type="dxa" w:w="3360"/>
+            <w:tcW w:type="dxa" w:w="3026"/>
             <w:tcBorders>
               <w:top w:val="single" w:color="999999" w:sz="4"/>
               <w:left w:val="single" w:color="999999" w:sz="4"/>
@@ -456,29 +639,29 @@
           </w:tcPr>
           <w:p>
             <w:r>
-              <w:t xml:space="preserve">22.08</w:t>
-            </w:r>
-          </w:p>
-        </w:tc>
-        <w:tc>
-          <w:tcPr>
-            <w:tcW w:type="dxa" w:w="2000"/>
-            <w:tcBorders>
-              <w:top w:val="single" w:color="999999" w:sz="4"/>
-              <w:left w:val="single" w:color="999999" w:sz="4"/>
-              <w:bottom w:val="single" w:color="999999" w:sz="4"/>
-              <w:right w:val="single" w:color="999999" w:sz="4"/>
-            </w:tcBorders>
-            <w:tcMar>
-              <w:top w:type="dxa" w:w="80"/>
-              <w:left w:type="dxa" w:w="120"/>
-              <w:bottom w:type="dxa" w:w="80"/>
-              <w:right w:type="dxa" w:w="120"/>
-            </w:tcMar>
-          </w:tcPr>
-          <w:p>
-            <w:r>
-              <w:t xml:space="preserve">11.86</w:t>
+              <w:t xml:space="preserve">22.083</w:t>
+            </w:r>
+          </w:p>
+        </w:tc>
+        <w:tc>
+          <w:tcPr>
+            <w:tcW w:type="dxa" w:w="2000"/>
+            <w:tcBorders>
+              <w:top w:val="single" w:color="999999" w:sz="4"/>
+              <w:left w:val="single" w:color="999999" w:sz="4"/>
+              <w:bottom w:val="single" w:color="999999" w:sz="4"/>
+              <w:right w:val="single" w:color="999999" w:sz="4"/>
+            </w:tcBorders>
+            <w:tcMar>
+              <w:top w:type="dxa" w:w="80"/>
+              <w:left w:type="dxa" w:w="120"/>
+              <w:bottom w:type="dxa" w:w="80"/>
+              <w:right w:type="dxa" w:w="120"/>
+            </w:tcMar>
+          </w:tcPr>
+          <w:p>
+            <w:r>
+              <w:t xml:space="preserve">11.860</w:t>
             </w:r>
           </w:p>
         </w:tc>
@@ -508,7 +691,7 @@
       <w:tr>
         <w:tc>
           <w:tcPr>
-            <w:tcW w:type="dxa" w:w="3360"/>
+            <w:tcW w:type="dxa" w:w="3026"/>
             <w:tcBorders>
               <w:top w:val="single" w:color="999999" w:sz="4"/>
               <w:left w:val="single" w:color="999999" w:sz="4"/>
@@ -546,29 +729,29 @@
           </w:tcPr>
           <w:p>
             <w:r>
-              <w:t xml:space="preserve">21.39</w:t>
-            </w:r>
-          </w:p>
-        </w:tc>
-        <w:tc>
-          <w:tcPr>
-            <w:tcW w:type="dxa" w:w="2000"/>
-            <w:tcBorders>
-              <w:top w:val="single" w:color="999999" w:sz="4"/>
-              <w:left w:val="single" w:color="999999" w:sz="4"/>
-              <w:bottom w:val="single" w:color="999999" w:sz="4"/>
-              <w:right w:val="single" w:color="999999" w:sz="4"/>
-            </w:tcBorders>
-            <w:tcMar>
-              <w:top w:type="dxa" w:w="80"/>
-              <w:left w:type="dxa" w:w="120"/>
-              <w:bottom w:type="dxa" w:w="80"/>
-              <w:right w:type="dxa" w:w="120"/>
-            </w:tcMar>
-          </w:tcPr>
-          <w:p>
-            <w:r>
-              <w:t xml:space="preserve">11.43</w:t>
+              <w:t xml:space="preserve">21.303</w:t>
+            </w:r>
+          </w:p>
+        </w:tc>
+        <w:tc>
+          <w:tcPr>
+            <w:tcW w:type="dxa" w:w="2000"/>
+            <w:tcBorders>
+              <w:top w:val="single" w:color="999999" w:sz="4"/>
+              <w:left w:val="single" w:color="999999" w:sz="4"/>
+              <w:bottom w:val="single" w:color="999999" w:sz="4"/>
+              <w:right w:val="single" w:color="999999" w:sz="4"/>
+            </w:tcBorders>
+            <w:tcMar>
+              <w:top w:type="dxa" w:w="80"/>
+              <w:left w:type="dxa" w:w="120"/>
+              <w:bottom w:type="dxa" w:w="80"/>
+              <w:right w:type="dxa" w:w="120"/>
+            </w:tcMar>
+          </w:tcPr>
+          <w:p>
+            <w:r>
+              <w:t xml:space="preserve">11.959</w:t>
             </w:r>
           </w:p>
         </w:tc>
@@ -598,7 +781,7 @@
       <w:tr>
         <w:tc>
           <w:tcPr>
-            <w:tcW w:type="dxa" w:w="3360"/>
+            <w:tcW w:type="dxa" w:w="3026"/>
             <w:tcBorders>
               <w:top w:val="single" w:color="999999" w:sz="4"/>
               <w:left w:val="single" w:color="999999" w:sz="4"/>
@@ -636,29 +819,29 @@
           </w:tcPr>
           <w:p>
             <w:r>
-              <w:t xml:space="preserve">21.37</w:t>
-            </w:r>
-          </w:p>
-        </w:tc>
-        <w:tc>
-          <w:tcPr>
-            <w:tcW w:type="dxa" w:w="2000"/>
-            <w:tcBorders>
-              <w:top w:val="single" w:color="999999" w:sz="4"/>
-              <w:left w:val="single" w:color="999999" w:sz="4"/>
-              <w:bottom w:val="single" w:color="999999" w:sz="4"/>
-              <w:right w:val="single" w:color="999999" w:sz="4"/>
-            </w:tcBorders>
-            <w:tcMar>
-              <w:top w:type="dxa" w:w="80"/>
-              <w:left w:type="dxa" w:w="120"/>
-              <w:bottom w:type="dxa" w:w="80"/>
-              <w:right w:type="dxa" w:w="120"/>
-            </w:tcMar>
-          </w:tcPr>
-          <w:p>
-            <w:r>
-              <w:t xml:space="preserve">11.42</w:t>
+              <w:t xml:space="preserve">21.194</w:t>
+            </w:r>
+          </w:p>
+        </w:tc>
+        <w:tc>
+          <w:tcPr>
+            <w:tcW w:type="dxa" w:w="2000"/>
+            <w:tcBorders>
+              <w:top w:val="single" w:color="999999" w:sz="4"/>
+              <w:left w:val="single" w:color="999999" w:sz="4"/>
+              <w:bottom w:val="single" w:color="999999" w:sz="4"/>
+              <w:right w:val="single" w:color="999999" w:sz="4"/>
+            </w:tcBorders>
+            <w:tcMar>
+              <w:top w:type="dxa" w:w="80"/>
+              <w:left w:type="dxa" w:w="120"/>
+              <w:bottom w:type="dxa" w:w="80"/>
+              <w:right w:type="dxa" w:w="120"/>
+            </w:tcMar>
+          </w:tcPr>
+          <w:p>
+            <w:r>
+              <w:t xml:space="preserve">11.860</w:t>
             </w:r>
           </w:p>
         </w:tc>
@@ -688,7 +871,7 @@
     </w:tbl>
     <w:p>
       <w:pPr>
-        <w:spacing w:after="200" w:before="80"/>
+        <w:spacing w:after="240" w:before="80"/>
         <w:jc w:val="center"/>
       </w:pPr>
       <w:r>
@@ -707,25 +890,622 @@
         <w:jc w:val="both"/>
       </w:pPr>
       <w:r>
-        <w:t xml:space="preserve">The cross-model comparison conducted on the same chronological split produces a clear ordering. Linear Regression and Random Forest are essentially tied at R² ≈ 0.949, while the Decision Tree underperforms at R² ≈ 0.890. The closeness of Linear Regression and Random Forest is itself informative: once lag features are present the regression problem becomes nearly linear in those features, and the additional capacity of an ensemble provides limited benefit.</w:t>
-      </w:r>
-    </w:p>
-    <w:p>
-      <w:pPr>
-        <w:spacing w:after="160" w:line="360"/>
-        <w:jc w:val="both"/>
-      </w:pPr>
-      <w:r>
-        <w:t xml:space="preserve">Random Forest feature importances confirm the source of the model’s predictive power. The lag features pm_lag1 and pm_lag2 together account for the majority of mean-decrease-in-impurity, with pm_lag1 alone dominant. Observed atmospheric variables (Iws, PRES, TEMP, DEWP) contribute moderately, while the LSTM’s forecast pred_Iws and the one-hot wind-direction indicators contribute marginally. The relative ordering is robust across re-runs with different random seeds, indicating that the conclusion does not depend on a particular initialisation of the ensemble.</w:t>
-      </w:r>
-    </w:p>
-    <w:p>
-      <w:pPr>
-        <w:spacing w:after="160" w:line="360"/>
-        <w:jc w:val="both"/>
-      </w:pPr>
-      <w:r>
-        <w:t xml:space="preserve">For the ESG component, the classifier assigned each canonical example to its intended category with the highest confidence: the emissions sentence to Environmental, the diversity sentence to Social, and the board-oversight sentence to Governance. The mixed sentence, which references emissions, board independence and labour practices simultaneously, was classified as Environmental but with confidence distributed more evenly across all three labels. The off-topic financial sentence still received a label, with Governance taking the highest score, but the confidence distribution was much flatter than for the canonical examples – a reminder that a zero-shot classifier always emits a top-1 label and conveys uncertainty only through the shape of its confidence distribution.</w:t>
+        <w:t xml:space="preserve">The cross-model comparison conducted on the same chronological split (Table 2) produces a clear ordering. Linear Regression and Random Forest are essentially tied at R² ≈ 0.949, while the Decision Tree underperforms at R² = 0.898. The closeness of Linear Regression and Random Forest is itself informative: once lag features are present the regression problem becomes nearly linear in those features, and the additional capacity of an ensemble provides limited benefit on this dataset.</w:t>
+      </w:r>
+    </w:p>
+    <w:tbl>
+      <w:tblPr>
+        <w:tblW w:type="dxa" w:w="9026"/>
+        <w:tblBorders>
+          <w:top w:val="single" w:color="auto" w:sz="4"/>
+          <w:left w:val="single" w:color="auto" w:sz="4"/>
+          <w:bottom w:val="single" w:color="auto" w:sz="4"/>
+          <w:right w:val="single" w:color="auto" w:sz="4"/>
+          <w:insideH w:val="single" w:color="auto" w:sz="4"/>
+          <w:insideV w:val="single" w:color="auto" w:sz="4"/>
+        </w:tblBorders>
+      </w:tblPr>
+      <w:tblGrid>
+        <w:gridCol w:w="3026"/>
+        <w:gridCol w:w="2000"/>
+        <w:gridCol w:w="2000"/>
+        <w:gridCol w:w="2000"/>
+      </w:tblGrid>
+      <w:tr>
+        <w:tc>
+          <w:tcPr>
+            <w:tcW w:type="dxa" w:w="3026"/>
+            <w:tcBorders>
+              <w:top w:val="single" w:color="999999" w:sz="4"/>
+              <w:left w:val="single" w:color="999999" w:sz="4"/>
+              <w:bottom w:val="single" w:color="999999" w:sz="4"/>
+              <w:right w:val="single" w:color="999999" w:sz="4"/>
+            </w:tcBorders>
+            <w:shd w:fill="EAEAEA" w:val="clear"/>
+            <w:tcMar>
+              <w:top w:type="dxa" w:w="80"/>
+              <w:left w:type="dxa" w:w="120"/>
+              <w:bottom w:type="dxa" w:w="80"/>
+              <w:right w:type="dxa" w:w="120"/>
+            </w:tcMar>
+          </w:tcPr>
+          <w:p>
+            <w:r>
+              <w:rPr>
+                <w:b/>
+                <w:bCs/>
+              </w:rPr>
+              <w:t xml:space="preserve">Model</w:t>
+            </w:r>
+          </w:p>
+        </w:tc>
+        <w:tc>
+          <w:tcPr>
+            <w:tcW w:type="dxa" w:w="2000"/>
+            <w:tcBorders>
+              <w:top w:val="single" w:color="999999" w:sz="4"/>
+              <w:left w:val="single" w:color="999999" w:sz="4"/>
+              <w:bottom w:val="single" w:color="999999" w:sz="4"/>
+              <w:right w:val="single" w:color="999999" w:sz="4"/>
+            </w:tcBorders>
+            <w:shd w:fill="EAEAEA" w:val="clear"/>
+            <w:tcMar>
+              <w:top w:type="dxa" w:w="80"/>
+              <w:left w:type="dxa" w:w="120"/>
+              <w:bottom w:type="dxa" w:w="80"/>
+              <w:right w:type="dxa" w:w="120"/>
+            </w:tcMar>
+          </w:tcPr>
+          <w:p>
+            <w:r>
+              <w:rPr>
+                <w:b/>
+                <w:bCs/>
+              </w:rPr>
+              <w:t xml:space="preserve">RMSE (µg/m³)</w:t>
+            </w:r>
+          </w:p>
+        </w:tc>
+        <w:tc>
+          <w:tcPr>
+            <w:tcW w:type="dxa" w:w="2000"/>
+            <w:tcBorders>
+              <w:top w:val="single" w:color="999999" w:sz="4"/>
+              <w:left w:val="single" w:color="999999" w:sz="4"/>
+              <w:bottom w:val="single" w:color="999999" w:sz="4"/>
+              <w:right w:val="single" w:color="999999" w:sz="4"/>
+            </w:tcBorders>
+            <w:shd w:fill="EAEAEA" w:val="clear"/>
+            <w:tcMar>
+              <w:top w:type="dxa" w:w="80"/>
+              <w:left w:type="dxa" w:w="120"/>
+              <w:bottom w:type="dxa" w:w="80"/>
+              <w:right w:type="dxa" w:w="120"/>
+            </w:tcMar>
+          </w:tcPr>
+          <w:p>
+            <w:r>
+              <w:rPr>
+                <w:b/>
+                <w:bCs/>
+              </w:rPr>
+              <w:t xml:space="preserve">MAE (µg/m³)</w:t>
+            </w:r>
+          </w:p>
+        </w:tc>
+        <w:tc>
+          <w:tcPr>
+            <w:tcW w:type="dxa" w:w="2000"/>
+            <w:tcBorders>
+              <w:top w:val="single" w:color="999999" w:sz="4"/>
+              <w:left w:val="single" w:color="999999" w:sz="4"/>
+              <w:bottom w:val="single" w:color="999999" w:sz="4"/>
+              <w:right w:val="single" w:color="999999" w:sz="4"/>
+            </w:tcBorders>
+            <w:shd w:fill="EAEAEA" w:val="clear"/>
+            <w:tcMar>
+              <w:top w:type="dxa" w:w="80"/>
+              <w:left w:type="dxa" w:w="120"/>
+              <w:bottom w:type="dxa" w:w="80"/>
+              <w:right w:type="dxa" w:w="120"/>
+            </w:tcMar>
+          </w:tcPr>
+          <w:p>
+            <w:r>
+              <w:rPr>
+                <w:b/>
+                <w:bCs/>
+              </w:rPr>
+              <w:t xml:space="preserve">R²</w:t>
+            </w:r>
+          </w:p>
+        </w:tc>
+      </w:tr>
+      <w:tr>
+        <w:tc>
+          <w:tcPr>
+            <w:tcW w:type="dxa" w:w="3026"/>
+            <w:tcBorders>
+              <w:top w:val="single" w:color="999999" w:sz="4"/>
+              <w:left w:val="single" w:color="999999" w:sz="4"/>
+              <w:bottom w:val="single" w:color="999999" w:sz="4"/>
+              <w:right w:val="single" w:color="999999" w:sz="4"/>
+            </w:tcBorders>
+            <w:tcMar>
+              <w:top w:type="dxa" w:w="80"/>
+              <w:left w:type="dxa" w:w="120"/>
+              <w:bottom w:type="dxa" w:w="80"/>
+              <w:right w:type="dxa" w:w="120"/>
+            </w:tcMar>
+          </w:tcPr>
+          <w:p>
+            <w:r>
+              <w:t xml:space="preserve">Linear Regression</w:t>
+            </w:r>
+          </w:p>
+        </w:tc>
+        <w:tc>
+          <w:tcPr>
+            <w:tcW w:type="dxa" w:w="2000"/>
+            <w:tcBorders>
+              <w:top w:val="single" w:color="999999" w:sz="4"/>
+              <w:left w:val="single" w:color="999999" w:sz="4"/>
+              <w:bottom w:val="single" w:color="999999" w:sz="4"/>
+              <w:right w:val="single" w:color="999999" w:sz="4"/>
+            </w:tcBorders>
+            <w:tcMar>
+              <w:top w:type="dxa" w:w="80"/>
+              <w:left w:type="dxa" w:w="120"/>
+              <w:bottom w:type="dxa" w:w="80"/>
+              <w:right w:type="dxa" w:w="120"/>
+            </w:tcMar>
+          </w:tcPr>
+          <w:p>
+            <w:r>
+              <w:t xml:space="preserve">21.389</w:t>
+            </w:r>
+          </w:p>
+        </w:tc>
+        <w:tc>
+          <w:tcPr>
+            <w:tcW w:type="dxa" w:w="2000"/>
+            <w:tcBorders>
+              <w:top w:val="single" w:color="999999" w:sz="4"/>
+              <w:left w:val="single" w:color="999999" w:sz="4"/>
+              <w:bottom w:val="single" w:color="999999" w:sz="4"/>
+              <w:right w:val="single" w:color="999999" w:sz="4"/>
+            </w:tcBorders>
+            <w:tcMar>
+              <w:top w:type="dxa" w:w="80"/>
+              <w:left w:type="dxa" w:w="120"/>
+              <w:bottom w:type="dxa" w:w="80"/>
+              <w:right w:type="dxa" w:w="120"/>
+            </w:tcMar>
+          </w:tcPr>
+          <w:p>
+            <w:r>
+              <w:t xml:space="preserve">11.753</w:t>
+            </w:r>
+          </w:p>
+        </w:tc>
+        <w:tc>
+          <w:tcPr>
+            <w:tcW w:type="dxa" w:w="2000"/>
+            <w:tcBorders>
+              <w:top w:val="single" w:color="999999" w:sz="4"/>
+              <w:left w:val="single" w:color="999999" w:sz="4"/>
+              <w:bottom w:val="single" w:color="999999" w:sz="4"/>
+              <w:right w:val="single" w:color="999999" w:sz="4"/>
+            </w:tcBorders>
+            <w:tcMar>
+              <w:top w:type="dxa" w:w="80"/>
+              <w:left w:type="dxa" w:w="120"/>
+              <w:bottom w:type="dxa" w:w="80"/>
+              <w:right w:type="dxa" w:w="120"/>
+            </w:tcMar>
+          </w:tcPr>
+          <w:p>
+            <w:r>
+              <w:t xml:space="preserve">0.949</w:t>
+            </w:r>
+          </w:p>
+        </w:tc>
+      </w:tr>
+      <w:tr>
+        <w:tc>
+          <w:tcPr>
+            <w:tcW w:type="dxa" w:w="3026"/>
+            <w:tcBorders>
+              <w:top w:val="single" w:color="999999" w:sz="4"/>
+              <w:left w:val="single" w:color="999999" w:sz="4"/>
+              <w:bottom w:val="single" w:color="999999" w:sz="4"/>
+              <w:right w:val="single" w:color="999999" w:sz="4"/>
+            </w:tcBorders>
+            <w:tcMar>
+              <w:top w:type="dxa" w:w="80"/>
+              <w:left w:type="dxa" w:w="120"/>
+              <w:bottom w:type="dxa" w:w="80"/>
+              <w:right w:type="dxa" w:w="120"/>
+            </w:tcMar>
+          </w:tcPr>
+          <w:p>
+            <w:r>
+              <w:t xml:space="preserve">Decision Tree</w:t>
+            </w:r>
+          </w:p>
+        </w:tc>
+        <w:tc>
+          <w:tcPr>
+            <w:tcW w:type="dxa" w:w="2000"/>
+            <w:tcBorders>
+              <w:top w:val="single" w:color="999999" w:sz="4"/>
+              <w:left w:val="single" w:color="999999" w:sz="4"/>
+              <w:bottom w:val="single" w:color="999999" w:sz="4"/>
+              <w:right w:val="single" w:color="999999" w:sz="4"/>
+            </w:tcBorders>
+            <w:tcMar>
+              <w:top w:type="dxa" w:w="80"/>
+              <w:left w:type="dxa" w:w="120"/>
+              <w:bottom w:type="dxa" w:w="80"/>
+              <w:right w:type="dxa" w:w="120"/>
+            </w:tcMar>
+          </w:tcPr>
+          <w:p>
+            <w:r>
+              <w:t xml:space="preserve">30.069</w:t>
+            </w:r>
+          </w:p>
+        </w:tc>
+        <w:tc>
+          <w:tcPr>
+            <w:tcW w:type="dxa" w:w="2000"/>
+            <w:tcBorders>
+              <w:top w:val="single" w:color="999999" w:sz="4"/>
+              <w:left w:val="single" w:color="999999" w:sz="4"/>
+              <w:bottom w:val="single" w:color="999999" w:sz="4"/>
+              <w:right w:val="single" w:color="999999" w:sz="4"/>
+            </w:tcBorders>
+            <w:tcMar>
+              <w:top w:type="dxa" w:w="80"/>
+              <w:left w:type="dxa" w:w="120"/>
+              <w:bottom w:type="dxa" w:w="80"/>
+              <w:right w:type="dxa" w:w="120"/>
+            </w:tcMar>
+          </w:tcPr>
+          <w:p>
+            <w:r>
+              <w:t xml:space="preserve">17.785</w:t>
+            </w:r>
+          </w:p>
+        </w:tc>
+        <w:tc>
+          <w:tcPr>
+            <w:tcW w:type="dxa" w:w="2000"/>
+            <w:tcBorders>
+              <w:top w:val="single" w:color="999999" w:sz="4"/>
+              <w:left w:val="single" w:color="999999" w:sz="4"/>
+              <w:bottom w:val="single" w:color="999999" w:sz="4"/>
+              <w:right w:val="single" w:color="999999" w:sz="4"/>
+            </w:tcBorders>
+            <w:tcMar>
+              <w:top w:type="dxa" w:w="80"/>
+              <w:left w:type="dxa" w:w="120"/>
+              <w:bottom w:type="dxa" w:w="80"/>
+              <w:right w:type="dxa" w:w="120"/>
+            </w:tcMar>
+          </w:tcPr>
+          <w:p>
+            <w:r>
+              <w:t xml:space="preserve">0.898</w:t>
+            </w:r>
+          </w:p>
+        </w:tc>
+      </w:tr>
+      <w:tr>
+        <w:tc>
+          <w:tcPr>
+            <w:tcW w:type="dxa" w:w="3026"/>
+            <w:tcBorders>
+              <w:top w:val="single" w:color="999999" w:sz="4"/>
+              <w:left w:val="single" w:color="999999" w:sz="4"/>
+              <w:bottom w:val="single" w:color="999999" w:sz="4"/>
+              <w:right w:val="single" w:color="999999" w:sz="4"/>
+            </w:tcBorders>
+            <w:tcMar>
+              <w:top w:type="dxa" w:w="80"/>
+              <w:left w:type="dxa" w:w="120"/>
+              <w:bottom w:type="dxa" w:w="80"/>
+              <w:right w:type="dxa" w:w="120"/>
+            </w:tcMar>
+          </w:tcPr>
+          <w:p>
+            <w:r>
+              <w:t xml:space="preserve">Random Forest</w:t>
+            </w:r>
+          </w:p>
+        </w:tc>
+        <w:tc>
+          <w:tcPr>
+            <w:tcW w:type="dxa" w:w="2000"/>
+            <w:tcBorders>
+              <w:top w:val="single" w:color="999999" w:sz="4"/>
+              <w:left w:val="single" w:color="999999" w:sz="4"/>
+              <w:bottom w:val="single" w:color="999999" w:sz="4"/>
+              <w:right w:val="single" w:color="999999" w:sz="4"/>
+            </w:tcBorders>
+            <w:tcMar>
+              <w:top w:type="dxa" w:w="80"/>
+              <w:left w:type="dxa" w:w="120"/>
+              <w:bottom w:type="dxa" w:w="80"/>
+              <w:right w:type="dxa" w:w="120"/>
+            </w:tcMar>
+          </w:tcPr>
+          <w:p>
+            <w:r>
+              <w:t xml:space="preserve">21.194</w:t>
+            </w:r>
+          </w:p>
+        </w:tc>
+        <w:tc>
+          <w:tcPr>
+            <w:tcW w:type="dxa" w:w="2000"/>
+            <w:tcBorders>
+              <w:top w:val="single" w:color="999999" w:sz="4"/>
+              <w:left w:val="single" w:color="999999" w:sz="4"/>
+              <w:bottom w:val="single" w:color="999999" w:sz="4"/>
+              <w:right w:val="single" w:color="999999" w:sz="4"/>
+            </w:tcBorders>
+            <w:tcMar>
+              <w:top w:type="dxa" w:w="80"/>
+              <w:left w:type="dxa" w:w="120"/>
+              <w:bottom w:type="dxa" w:w="80"/>
+              <w:right w:type="dxa" w:w="120"/>
+            </w:tcMar>
+          </w:tcPr>
+          <w:p>
+            <w:r>
+              <w:t xml:space="preserve">11.860</w:t>
+            </w:r>
+          </w:p>
+        </w:tc>
+        <w:tc>
+          <w:tcPr>
+            <w:tcW w:type="dxa" w:w="2000"/>
+            <w:tcBorders>
+              <w:top w:val="single" w:color="999999" w:sz="4"/>
+              <w:left w:val="single" w:color="999999" w:sz="4"/>
+              <w:bottom w:val="single" w:color="999999" w:sz="4"/>
+              <w:right w:val="single" w:color="999999" w:sz="4"/>
+            </w:tcBorders>
+            <w:tcMar>
+              <w:top w:type="dxa" w:w="80"/>
+              <w:left w:type="dxa" w:w="120"/>
+              <w:bottom w:type="dxa" w:w="80"/>
+              <w:right w:type="dxa" w:w="120"/>
+            </w:tcMar>
+          </w:tcPr>
+          <w:p>
+            <w:r>
+              <w:t xml:space="preserve">0.949</w:t>
+            </w:r>
+          </w:p>
+        </w:tc>
+      </w:tr>
+    </w:tbl>
+    <w:p>
+      <w:pPr>
+        <w:spacing w:after="240" w:before="80"/>
+        <w:jc w:val="center"/>
+      </w:pPr>
+      <w:r>
+        <w:rPr>
+          <w:i/>
+          <w:iCs/>
+          <w:sz w:val="20"/>
+          <w:szCs w:val="20"/>
+        </w:rPr>
+        <w:t xml:space="preserve">Table 2. Cross-model comparison on the same chronological 80/20 split.</w:t>
+      </w:r>
+    </w:p>
+    <w:p>
+      <w:pPr>
+        <w:spacing w:after="160" w:line="360"/>
+        <w:jc w:val="both"/>
+      </w:pPr>
+      <w:r>
+        <w:t xml:space="preserve">Random Forest feature importances confirm the source of the model’s predictive power (Figure 4). The lag features pm_lag1 and pm_lag2 together account for the majority of mean-decrease-in-impurity, with pm_lag1 alone dominant. Observed atmospheric variables (Iws, PRES, TEMP, DEWP) contribute moderately, while the LSTM’s forecast pred_Iws and the one-hot wind-direction indicators contribute marginally. The relative ordering is robust across re-runs with different random seeds.</w:t>
+      </w:r>
+    </w:p>
+    <w:p>
+      <w:pPr>
+        <w:spacing w:after="80" w:before="200"/>
+        <w:jc w:val="center"/>
+      </w:pPr>
+      <w:r>
+        <w:drawing>
+          <wp:inline distT="0" distB="0" distL="0" distR="0">
+            <wp:extent cx="4381500" cy="2667000"/>
+            <wp:effectExtent t="0" r="0" b="0" l="0"/>
+            <wp:docPr id="1" name="cell15.png" descr="Figure 4. Random Forest feature importance (mean decrease in impurity) for the full air-pollution model." title="Figure 4. Random Forest feature importance (mean decrease in impurity) for the full air-pollution model."/>
+            <wp:cNvGraphicFramePr>
+              <a:graphicFrameLocks xmlns:a="http://schemas.openxmlformats.org/drawingml/2006/main" noChangeAspect="1"/>
+            </wp:cNvGraphicFramePr>
+            <a:graphic xmlns:a="http://schemas.openxmlformats.org/drawingml/2006/main">
+              <a:graphicData uri="http://schemas.openxmlformats.org/drawingml/2006/picture">
+                <pic:pic xmlns:pic="http://schemas.openxmlformats.org/drawingml/2006/picture">
+                  <pic:nvPicPr>
+                    <pic:cNvPr id="0" name="" descr=""/>
+                    <pic:cNvPicPr>
+                      <a:picLocks noChangeAspect="1" noChangeArrowheads="1"/>
+                    </pic:cNvPicPr>
+                  </pic:nvPicPr>
+                  <pic:blipFill>
+                    <a:blip r:embed="rId11" cstate="none"/>
+                    <a:srcRect/>
+                    <a:stretch>
+                      <a:fillRect/>
+                    </a:stretch>
+                  </pic:blipFill>
+                  <pic:spPr bwMode="auto">
+                    <a:xfrm>
+                      <a:off x="0" y="0"/>
+                      <a:ext cx="4381500" cy="2667000"/>
+                    </a:xfrm>
+                    <a:prstGeom prst="rect">
+                      <a:avLst/>
+                    </a:prstGeom>
+                  </pic:spPr>
+                </pic:pic>
+              </a:graphicData>
+            </a:graphic>
+          </wp:inline>
+        </w:drawing>
+      </w:r>
+    </w:p>
+    <w:p>
+      <w:pPr>
+        <w:spacing w:after="240"/>
+        <w:jc w:val="center"/>
+      </w:pPr>
+      <w:r>
+        <w:rPr>
+          <w:i/>
+          <w:iCs/>
+          <w:sz w:val="20"/>
+          <w:szCs w:val="20"/>
+        </w:rPr>
+        <w:t xml:space="preserve">Figure 4. Random Forest feature importance (mean decrease in impurity) for the full air-pollution model.</w:t>
+      </w:r>
+    </w:p>
+    <w:p>
+      <w:pPr>
+        <w:spacing w:after="80" w:before="200"/>
+        <w:jc w:val="center"/>
+      </w:pPr>
+      <w:r>
+        <w:drawing>
+          <wp:inline distT="0" distB="0" distL="0" distR="0">
+            <wp:extent cx="5715000" cy="1971675"/>
+            <wp:effectExtent t="0" r="0" b="0" l="0"/>
+            <wp:docPr id="1" name="cell16.png" descr="Figure 5. Random Forest PM2.5 forecast versus observation on the first 300 hours of the test set." title="Figure 5. Random Forest PM2.5 forecast versus observation on the first 300 hours of the test set."/>
+            <wp:cNvGraphicFramePr>
+              <a:graphicFrameLocks xmlns:a="http://schemas.openxmlformats.org/drawingml/2006/main" noChangeAspect="1"/>
+            </wp:cNvGraphicFramePr>
+            <a:graphic xmlns:a="http://schemas.openxmlformats.org/drawingml/2006/main">
+              <a:graphicData uri="http://schemas.openxmlformats.org/drawingml/2006/picture">
+                <pic:pic xmlns:pic="http://schemas.openxmlformats.org/drawingml/2006/picture">
+                  <pic:nvPicPr>
+                    <pic:cNvPr id="0" name="" descr=""/>
+                    <pic:cNvPicPr>
+                      <a:picLocks noChangeAspect="1" noChangeArrowheads="1"/>
+                    </pic:cNvPicPr>
+                  </pic:nvPicPr>
+                  <pic:blipFill>
+                    <a:blip r:embed="rId12" cstate="none"/>
+                    <a:srcRect/>
+                    <a:stretch>
+                      <a:fillRect/>
+                    </a:stretch>
+                  </pic:blipFill>
+                  <pic:spPr bwMode="auto">
+                    <a:xfrm>
+                      <a:off x="0" y="0"/>
+                      <a:ext cx="5715000" cy="1971675"/>
+                    </a:xfrm>
+                    <a:prstGeom prst="rect">
+                      <a:avLst/>
+                    </a:prstGeom>
+                  </pic:spPr>
+                </pic:pic>
+              </a:graphicData>
+            </a:graphic>
+          </wp:inline>
+        </w:drawing>
+      </w:r>
+    </w:p>
+    <w:p>
+      <w:pPr>
+        <w:spacing w:after="240"/>
+        <w:jc w:val="center"/>
+      </w:pPr>
+      <w:r>
+        <w:rPr>
+          <w:i/>
+          <w:iCs/>
+          <w:sz w:val="20"/>
+          <w:szCs w:val="20"/>
+        </w:rPr>
+        <w:t xml:space="preserve">Figure 5. Random Forest PM2.5 forecast versus observation on the first 300 hours of the test set.</w:t>
+      </w:r>
+    </w:p>
+    <w:p>
+      <w:pPr>
+        <w:spacing w:after="160" w:line="360"/>
+        <w:jc w:val="both"/>
+      </w:pPr>
+      <w:r>
+        <w:t xml:space="preserve">For the ESG component, the canonical examples were each assigned to their intended category, but with confidences below 0.65 in every case (Environmental at 0.481, Social at 0.562, Governance at 0.617). The mixed sentence, designed to span all three categories, was assigned to Social with confidence 0.455. The off-topic financial sentence was also assigned to Social, with the largest confidence in the entire test set at 0.598. This last result is a real concern: a sentence that is unambiguously not about ESG receives a more confident ESG label than several of the canonical examples (Figure 6). The classifier always emits a top-1 label, and the shape of its confidence distribution is the only available signal that an input is out-of-distribution.</w:t>
+      </w:r>
+    </w:p>
+    <w:p>
+      <w:pPr>
+        <w:spacing w:after="80" w:before="200"/>
+        <w:jc w:val="center"/>
+      </w:pPr>
+      <w:r>
+        <w:drawing>
+          <wp:inline distT="0" distB="0" distL="0" distR="0">
+            <wp:extent cx="5715000" cy="2543175"/>
+            <wp:effectExtent t="0" r="0" b="0" l="0"/>
+            <wp:docPr id="1" name="cell20.png" descr="Figure 6. Zero-shot ESG classification confidences across the five test sentences (E = Environmental, S = Social, G = Governance, Mix = multi-topic, Off = off-topic financial control)." title="Figure 6. Zero-shot ESG classification confidences across the five test sentences (E = Environmental, S = Social, G = Governance, Mix = multi-topic, Off = off-topic financial control)."/>
+            <wp:cNvGraphicFramePr>
+              <a:graphicFrameLocks xmlns:a="http://schemas.openxmlformats.org/drawingml/2006/main" noChangeAspect="1"/>
+            </wp:cNvGraphicFramePr>
+            <a:graphic xmlns:a="http://schemas.openxmlformats.org/drawingml/2006/main">
+              <a:graphicData uri="http://schemas.openxmlformats.org/drawingml/2006/picture">
+                <pic:pic xmlns:pic="http://schemas.openxmlformats.org/drawingml/2006/picture">
+                  <pic:nvPicPr>
+                    <pic:cNvPr id="0" name="" descr=""/>
+                    <pic:cNvPicPr>
+                      <a:picLocks noChangeAspect="1" noChangeArrowheads="1"/>
+                    </pic:cNvPicPr>
+                  </pic:nvPicPr>
+                  <pic:blipFill>
+                    <a:blip r:embed="rId13" cstate="none"/>
+                    <a:srcRect/>
+                    <a:stretch>
+                      <a:fillRect/>
+                    </a:stretch>
+                  </pic:blipFill>
+                  <pic:spPr bwMode="auto">
+                    <a:xfrm>
+                      <a:off x="0" y="0"/>
+                      <a:ext cx="5715000" cy="2543175"/>
+                    </a:xfrm>
+                    <a:prstGeom prst="rect">
+                      <a:avLst/>
+                    </a:prstGeom>
+                  </pic:spPr>
+                </pic:pic>
+              </a:graphicData>
+            </a:graphic>
+          </wp:inline>
+        </w:drawing>
+      </w:r>
+    </w:p>
+    <w:p>
+      <w:pPr>
+        <w:spacing w:after="240"/>
+        <w:jc w:val="center"/>
+      </w:pPr>
+      <w:r>
+        <w:rPr>
+          <w:i/>
+          <w:iCs/>
+          <w:sz w:val="20"/>
+          <w:szCs w:val="20"/>
+        </w:rPr>
+        <w:t xml:space="preserve">Figure 6. Zero-shot ESG classification confidences across the five test sentences (E = Environmental, S = Social, G = Governance, Mix = multi-topic, Off = off-topic financial control).</w:t>
       </w:r>
     </w:p>
     <w:p>
@@ -758,7 +1538,7 @@
         <w:jc w:val="both"/>
       </w:pPr>
       <w:r>
-        <w:t xml:space="preserve">First, the marginal contribution of the LSTM’s wind-speed forecast to the air-pollution model was effectively zero. This appears to contradict the strong physical relationship between wind speed and PM2.5 documented across the literature, until one observes that the air-pollution model already had access to the most recent observed Iws and to two recent PM2.5 values. The information content of a one-hour wind-speed forecast, conditional on the current observed wind state and on near-term pollution history, is small. Liang et al. (2015) showed in this same dataset that PM2.5 evolution can be reconstructed largely from immediately preceding values once weather is conditioned on, and our ablation provides quantitative confirmation. We had hypothesised, on the basis of dispersal physics alone, that wind forecasts would add measurable value. The result is honest, if anticlimactic.</w:t>
+        <w:t xml:space="preserve">First, the marginal contribution of the LSTM’s wind-speed forecast to the air-pollution model was small but non-zero: a 0.11 µg/m³ reduction in RMSE and a 0.0005 increase in R². The direction is consistent with dispersal physics, but the magnitude is far smaller than would be implied by the strong wind–PM2.5 relationship documented across the literature. The most likely explanation is that the air-pollution model already had access to the most recent observed Iws and to two recent PM2.5 values; the information content of a one-hour wind-speed forecast, conditional on the current observed wind state and on near-term pollution history, is necessarily small. Liang et al. (2015) showed in this same dataset that PM2.5 evolution can be reconstructed largely from immediately preceding values once weather is conditioned on, and our ablation provides a quantitative refinement of that observation.</w:t>
       </w:r>
     </w:p>
     <w:p>
@@ -776,7 +1556,7 @@
         <w:jc w:val="both"/>
       </w:pPr>
       <w:r>
-        <w:t xml:space="preserve">Third, the ESG classifier reproduces the well-documented trade-offs of zero-shot inference. It is effective on canonical, single-topic sentences with no supervised data, which is highly attractive for organisations beginning to build ESG analytics from scratch. But it cannot decline to classify, and the shape of its confidence distribution is the only signal available that an input is out-of-distribution. Production use in regulatory or investment contexts would require a calibrated confidence threshold and validation on labelled data drawn from the deployment domain.</w:t>
+        <w:t xml:space="preserve">Third, the ESG classifier reproduces the well-documented brittleness of zero-shot inference under distribution shift. The canonical examples are correctly labelled but with modest confidence. The mixed sentence collapses to Social rather than distributing confidence smoothly across the three labels, and the off-topic financial sentence is also confidently labelled Social – more confidently than two of the three canonical examples. This pattern matches the calibration concerns raised by Yin, Hay and Roth (2019): zero-shot classifiers cannot decline to classify, and their confidence scores do not reliably indicate whether an input belongs to the target distribution. Production use in regulatory or investment contexts would require a calibrated confidence threshold and validation on labelled data drawn from the deployment domain.</w:t>
       </w:r>
     </w:p>
     <w:p>
@@ -818,7 +1598,7 @@
         <w:jc w:val="both"/>
       </w:pPr>
       <w:r>
-        <w:t xml:space="preserve">This project implemented an integrated environmental-intelligence system combining a wind-speed LSTM, a PM2.5 Random Forest and a zero-shot ESG classifier, applied to the Beijing PM2.5 benchmark dataset. The empirical contribution is a transparent ablation: under a strict chronological evaluation protocol with a persistence baseline, the LSTM’s wind-speed forecast added negligible marginal value to the air-pollution model once the current observed wind speed and recent pollution lags were available. The Random Forest improved upon the persistence baseline, but the gap between the two is much smaller than headline R² figures alone would suggest. The zero-shot ESG component demonstrated that BART-MNLI handles canonical sustainability text effectively while exposing the calibration limits of zero-shot inference under multi-topic and out-of-distribution inputs.</w:t>
+        <w:t xml:space="preserve">This project implemented an integrated environmental-intelligence system combining a wind-speed LSTM, a PM2.5 Random Forest and a zero-shot ESG classifier, applied to the Beijing PM2.5 benchmark dataset. The empirical contribution is a transparent ablation: under a strict chronological evaluation protocol with a persistence baseline, the LSTM’s wind-speed forecast added a small but measurable improvement to the air-pollution model (RMSE 21.30 → 21.19 µg/m³; ΔR² = +0.0005) once the current observed wind speed and recent pollution lags were available. The Random Forest improved upon the persistence baseline by approximately 4% in RMSE, but the gap between the two is much smaller than headline R² figures alone would suggest. The zero-shot ESG component handled canonical sustainability text effectively while exposing the calibration limits of zero-shot inference: an out-of-distribution financial sentence was confidently mis-labelled, illustrating that the absence of a “none of the above” option is a real risk in deployment.</w:t>
       </w:r>
     </w:p>
     <w:p>

--- a/Group_Report.docx
+++ b/Group_Report.docx
@@ -53,7 +53,7 @@
         <w:jc w:val="both"/>
       </w:pPr>
       <w:r>
-        <w:t xml:space="preserve">Air pollution remains one of the most consequential public-health risks of the twenty-first century, contributing to an estimated seven million premature deaths each year (WHO, 2021). Among regulated pollutants, fine particulate matter (PM2.5) is particularly damaging because particles below 2.5 micrometres in aerodynamic diameter can penetrate the lower respiratory tract and enter the bloodstream. Cities such as Beijing have repeatedly recorded concentrations far in excess of safe thresholds, and short-horizon forecasts of PM2.5 levels are now routinely used to inform public-health advisories and outdoor-activity guidance.</w:t>
+        <w:t xml:space="preserve">Air pollution remains one of the most consequential public-health risks of the twenty-first century, contributing to an estimated seven million premature deaths each year (WHO, 2021). Fine particulate matter (PM2.5) is particularly damaging because particles below 2.5 micrometres can penetrate the lower respiratory tract and enter the bloodstream. Cities such as Beijing have repeatedly recorded concentrations far in excess of safe thresholds, and short-horizon PM2.5 forecasts now inform public-health advisories and outdoor-activity guidance.</w:t>
       </w:r>
     </w:p>
     <w:p>
@@ -62,7 +62,7 @@
         <w:jc w:val="both"/>
       </w:pPr>
       <w:r>
-        <w:t xml:space="preserve">This project examines two artificial-intelligence applications that touch on environmental sustainability: short-horizon forecasting of meteorological and air-quality variables, and natural-language understanding applied to corporate sustainability text. We pose two research questions. First, can a chained forecasting pipeline, in which a recurrent neural network forecasts wind speed and a tree ensemble uses that forecast as an additional input to predict PM2.5, yield meaningfully better air-quality forecasts than the naive practice of reusing the previous hour’s value? Second, can a large pre-trained language model classify sustainability text into Environmental, Social and Governance categories without supervised fine-tuning on labelled examples?</w:t>
+        <w:t xml:space="preserve">This project examines two AI applications that touch on environmental sustainability: short-horizon forecasting of meteorological and air-quality variables, and natural-language understanding of corporate sustainability text. We ask, first, whether a chained pipeline in which a recurrent neural network forecasts wind speed and a tree ensemble uses that forecast as an additional input to predict PM2.5 outperforms the naive practice of reusing the previous hour’s value; and second, whether a large pre-trained language model classifies sustainability text into Environmental, Social and Governance categories without supervised fine-tuning.</w:t>
       </w:r>
     </w:p>
     <w:p>
@@ -71,7 +71,7 @@
         <w:jc w:val="both"/>
       </w:pPr>
       <w:r>
-        <w:t xml:space="preserve">Our headline finding is that, once the most recent observed wind speed and a small number of PM2.5 lag features are available to the air-quality model, the marginal information content of a one-hour wind-speed forecast is small (around half of one per cent in RMSE terms) – considerably smaller than dispersal physics alone would suggest. The persistence baseline is itself a stronger competitor than the original literature on this dataset has typically acknowledged. The zero-shot ESG classifier handles canonical examples convincingly, but its confidence becomes diffuse on multi-topic sentences and is misleadingly high on out-of-distribution input.</w:t>
+        <w:t xml:space="preserve">Our headline finding is that the wind-speed forecast’s contribution to PM2.5 prediction is horizon-dependent, and is concealed by the dominance of autocorrelation at short horizons. At t+1, where the persistence baseline already explains 94.5% of test-set variance, the LSTM forecast adds only 0.054 µg/m³ in RMSE; at t+24, where persistence is worse than predicting the long-run mean (R² = −0.127), the LSTM forecast adds eight times more. The integration is therefore worthwhile, but only when the prediction horizon outruns the natural autocorrelation timescale of PM2.5. The zero-shot ESG classifier, evaluated separately on an 80-sentence annotated dataset, achieves 68.3% accuracy on in-distribution sentences but assigns confidently mis-labelled outputs to 80% of off-topic controls, illustrating a calibration limit of zero-shot inference that is not visible from accuracy figures alone.</w:t>
       </w:r>
     </w:p>
     <w:p>
@@ -95,7 +95,7 @@
         <w:jc w:val="both"/>
       </w:pPr>
       <w:r>
-        <w:t xml:space="preserve">Long short-term memory networks (Hochreiter and Schmidhuber, 1997) extend basic recurrent neural networks with gated memory cells that mitigate the vanishing-gradient problem and support learning of long-range temporal dependencies. They have become a default baseline for short-horizon environmental forecasting, particularly where the underlying signal exhibits autoregressive structure interleaved with abrupt state changes (Lim and Zohren, 2021). Random Forests (Breiman, 2001) approximate non-linear regression surfaces by averaging over decorrelated decision trees. They are widely used for hourly air-quality prediction because they tolerate mixed-type predictors, expose interpretable feature-importance scores, and require limited tuning.</w:t>
+        <w:t xml:space="preserve">Long short-term memory networks (Hochreiter and Schmidhuber, 1997) extend recurrent neural networks with gated memory cells that mitigate the vanishing-gradient problem and support long-range temporal dependencies. They have been applied directly to PM2.5 forecasting (Li et al., 2017) and to broader spatio-temporal air-quality prediction (Reid et al., 2015), and are a default baseline for short-horizon environmental forecasting (Lim and Zohren, 2021). Random Forests (Breiman, 2001) approximate non-linear regression surfaces by averaging decorrelated decision trees and are widely used for hourly air-quality prediction because they tolerate mixed-type predictors, expose interpretable feature importances, and require limited tuning.</w:t>
       </w:r>
     </w:p>
     <w:p>
@@ -104,7 +104,7 @@
         <w:jc w:val="both"/>
       </w:pPr>
       <w:r>
-        <w:t xml:space="preserve">Atmospheric science predicts a clear directional relationship between wind speed and PM2.5: faster winds disperse pollutants and lower their measured concentration, while calm conditions allow pollutants to accumulate. Liang et al. (2015), in introducing the dataset used in this study, document this relationship at the United States Embassy monitoring station in Beijing across a five-year window. Wang and Ogawa (2017) report a consistent finding in an unrelated Japanese urban context. We therefore expected wind-speed information to contribute material predictive power to the air-quality model, particularly during the low-wind episodes of winter heating during which the most severe pollution events occur.</w:t>
+        <w:t xml:space="preserve">Atmospheric science predicts a clear relationship between wind speed and PM2.5: faster winds disperse pollutants and lower their concentration, while calm conditions allow accumulation. Liang et al. (2015) document this at the United States Embassy in Beijing; Wang and Ogawa (2017) report a consistent finding in a Japanese urban context. We therefore expected wind-speed information to contribute predictive power to the air-quality model, particularly during low-wind winter-heating episodes.</w:t>
       </w:r>
     </w:p>
     <w:p>
@@ -161,7 +161,7 @@
         <w:jc w:val="both"/>
       </w:pPr>
       <w:r>
-        <w:t xml:space="preserve">We did not collect or annotate this data ourselves. Reusing an established benchmark allows for comparability with the substantial body of follow-up work that uses the same source, and avoids the considerable infrastructural cost of operating an air-quality monitoring station – itself a barrier to entry that limits how widely such modelling can be replicated outside well-resourced cities. Pre-processing was deliberately minimal. Records with missing PM2.5 readings, concentrated in the early months of 2010 when the embassy’s monitoring programme was being established, were dropped, leaving 41,757 usable observations. The categorical wind-direction column was one-hot encoded with the first level dropped to avoid perfect collinearity. No outlier removal was applied: extreme PM2.5 values are precisely the cases of greatest public-health interest, and trimming them would bias downstream evaluation in misleading directions.</w:t>
+        <w:t xml:space="preserve">We did not collect or annotate this data ourselves. Reusing an established benchmark allows comparability with the substantial body of follow-up work and avoids the infrastructural cost of operating a monitoring station — itself a barrier that limits replication outside well-resourced cities. Records with missing PM2.5 (concentrated in early 2010 during the embassy’s monitoring set-up) were dropped, leaving 41,757 usable observations. The categorical wind-direction column was one-hot encoded with the first level dropped. No outlier removal was applied: extreme PM2.5 values are the cases of greatest public-health interest.</w:t>
       </w:r>
     </w:p>
     <w:p>
@@ -174,7 +174,7 @@
           <wp:inline distT="0" distB="0" distL="0" distR="0">
             <wp:extent cx="5715000" cy="2600325"/>
             <wp:effectExtent t="0" r="0" b="0" l="0"/>
-            <wp:docPr id="1" name="cell05.png" descr="Figure 1. Hourly PM2.5 (top) and cumulative wind speed Iws (bottom) over the full 2010–2014 sample, illustrating the strong seasonal and high-frequency variability of both series." title="Figure 1. Hourly PM2.5 (top) and cumulative wind speed Iws (bottom) over the full 2010–2014 sample, illustrating the strong seasonal and high-frequency variability of both series."/>
+            <wp:docPr id="1" name="cell05.png" descr="Figure 1. Hourly PM2.5 and Iws, 2010–2014." title="Figure 1. Hourly PM2.5 and Iws, 2010–2014."/>
             <wp:cNvGraphicFramePr>
               <a:graphicFrameLocks xmlns:a="http://schemas.openxmlformats.org/drawingml/2006/main" noChangeAspect="1"/>
             </wp:cNvGraphicFramePr>
@@ -222,7 +222,7 @@
           <w:sz w:val="20"/>
           <w:szCs w:val="20"/>
         </w:rPr>
-        <w:t xml:space="preserve">Figure 1. Hourly PM2.5 (top) and cumulative wind speed Iws (bottom) over the full 2010–2014 sample, illustrating the strong seasonal and high-frequency variability of both series.</w:t>
+        <w:t xml:space="preserve">Figure 1. Hourly PM2.5 and Iws, 2010–2014.</w:t>
       </w:r>
     </w:p>
     <w:p>
@@ -288,7 +288,7 @@
         <w:jc w:val="both"/>
       </w:pPr>
       <w:r>
-        <w:t xml:space="preserve">Three configurations were evaluated on this same split. The first is a persistence baseline that predicts the previous hour’s PM2.5 directly. The second is the Random Forest excluding pred_Iws, which serves as a control. The third is the full Random Forest including pred_Iws. Comparing configurations two and three isolates the marginal contribution of the LSTM forecast as a feature, and comparison against the persistence baseline establishes whether the Random Forest is doing anything useful in the first place. We also fitted a Linear Regression and a Decision Tree on the same features for breadth.</w:t>
+        <w:t xml:space="preserve">Three configurations were evaluated on this same split. The first is a persistence baseline — the canonical naive forecast in time-series analysis (Box et al., 2015) — that predicts the previous hour’s PM2.5 directly. The second is the Random Forest excluding pred_Iws, which serves as a control. The third is the full Random Forest including pred_Iws. Comparing configurations two and three isolates the marginal contribution of the LSTM forecast as a feature, and comparison against the persistence baseline establishes whether the Random Forest is doing anything useful in the first place. We also fitted a Linear Regression and a Decision Tree on the same features for breadth.</w:t>
       </w:r>
     </w:p>
     <w:p>
@@ -312,7 +312,16 @@
         <w:jc w:val="both"/>
       </w:pPr>
       <w:r>
-        <w:t xml:space="preserve">The pre-trained transformer facebook/bart-large-mnli (Lewis et al., 2020) was applied without task-specific fine-tuning via the Hugging Face Transformers zero-shot-classification pipeline. The model revision was pinned for reproducibility. Internally, the pipeline reframes classification as a natural-language inference task: the candidate sentence becomes the premise, and a hypothesis of the form “this text is about [LABEL]” is constructed for each candidate label. The probability assigned to the entailment relation under each hypothesis serves as the label score, and the scores are normalised across labels via softmax to produce a probability distribution. Five English-language sentences were evaluated: one canonical example per ESG category, one example designed to span all three categories, and one off-topic financial sentence that served as an out-of-distribution control.</w:t>
+        <w:t xml:space="preserve">The pre-trained transformer facebook/bart-large-mnli (Lewis et al., 2020) was applied without task-specific fine-tuning via the Hugging Face Transformers zero-shot-classification pipeline. The model revision was pinned for reproducibility. Internally, the pipeline reframes classification as a natural-language inference task: the candidate sentence becomes the premise, and a hypothesis of the form “this text is about [LABEL]” is constructed for each candidate label. The probability assigned to the entailment relation under each hypothesis serves as the label score, and the scores are normalised across labels via softmax to produce a probability distribution.</w:t>
+      </w:r>
+    </w:p>
+    <w:p>
+      <w:pPr>
+        <w:spacing w:after="160" w:line="360"/>
+        <w:jc w:val="both"/>
+      </w:pPr>
+      <w:r>
+        <w:t xml:space="preserve">Two evaluation protocols were used. The first is a five-sentence demonstration covering one canonical example per ESG category, one multi-topic example, and one off-topic control. The second is an annotated dataset of 80 sentences constructed for this study (20 Environmental, 20 Social, 20 Governance, 10 Mixed, 10 Off-topic) drafted to mimic corporate sustainability disclosures without copying any specific source text. Candidate labels were initially assigned by an AI assistant under the institution’s amber AI-usage policy and were reviewed and confirmed by the project group (data/esg_sentences.csv). We report accuracy and per-class F1 on the in-distribution E / S / G subset and analyse confidence on the Mixed and Off-topic subsets, where any single ESG label is misleading by construction.</w:t>
       </w:r>
     </w:p>
     <w:p>
@@ -336,7 +345,7 @@
         <w:jc w:val="both"/>
       </w:pPr>
       <w:r>
-        <w:t xml:space="preserve">The LSTM converged within the budgeted fifteen epochs. Training and validation losses decreased in step, with the validation loss reaching its minimum in the final epoch and showing no sign of overfitting (Figure 2). On the held-out test segment the model achieved an RMSE of 14.40 m/s, an MAE of 5.95 m/s, and an R² of 0.908 on `Iws`. The model captures the gross trajectory of cumulative wind speed but lags abrupt resets that occur when wind direction changes, visible as sharp downward steps in the observed series (Figure 3).</w:t>
+        <w:t xml:space="preserve">The LSTM converged within fifteen epochs with no overfitting (Figure 2). On the test segment it achieved RMSE 14.40 m/s, MAE 5.95 m/s, R² 0.908. The model captures the trajectory of cumulative wind speed but lags abrupt resets at wind-direction changes (Figure 3).</w:t>
       </w:r>
     </w:p>
     <w:p>
@@ -349,7 +358,7 @@
           <wp:inline distT="0" distB="0" distL="0" distR="0">
             <wp:extent cx="4572000" cy="2286000"/>
             <wp:effectExtent t="0" r="0" b="0" l="0"/>
-            <wp:docPr id="1" name="cell09.png" descr="Figure 2. LSTM training and validation loss across fifteen epochs (mean squared error in scaled units)." title="Figure 2. LSTM training and validation loss across fifteen epochs (mean squared error in scaled units)."/>
+            <wp:docPr id="1" name="cell09.png" descr="Figure 2. LSTM training/validation loss." title="Figure 2. LSTM training/validation loss."/>
             <wp:cNvGraphicFramePr>
               <a:graphicFrameLocks xmlns:a="http://schemas.openxmlformats.org/drawingml/2006/main" noChangeAspect="1"/>
             </wp:cNvGraphicFramePr>
@@ -397,7 +406,7 @@
           <w:sz w:val="20"/>
           <w:szCs w:val="20"/>
         </w:rPr>
-        <w:t xml:space="preserve">Figure 2. LSTM training and validation loss across fifteen epochs (mean squared error in scaled units).</w:t>
+        <w:t xml:space="preserve">Figure 2. LSTM training/validation loss.</w:t>
       </w:r>
     </w:p>
     <w:p>
@@ -410,7 +419,7 @@
           <wp:inline distT="0" distB="0" distL="0" distR="0">
             <wp:extent cx="5715000" cy="1971675"/>
             <wp:effectExtent t="0" r="0" b="0" l="0"/>
-            <wp:docPr id="1" name="cell11.png" descr="Figure 3. LSTM wind-speed forecast versus observation on the first 300 hours of the test set." title="Figure 3. LSTM wind-speed forecast versus observation on the first 300 hours of the test set."/>
+            <wp:docPr id="1" name="cell11.png" descr="Figure 3. LSTM wind forecast vs observation, first 300 test hours." title="Figure 3. LSTM wind forecast vs observation, first 300 test hours."/>
             <wp:cNvGraphicFramePr>
               <a:graphicFrameLocks xmlns:a="http://schemas.openxmlformats.org/drawingml/2006/main" noChangeAspect="1"/>
             </wp:cNvGraphicFramePr>
@@ -458,7 +467,7 @@
           <w:sz w:val="20"/>
           <w:szCs w:val="20"/>
         </w:rPr>
-        <w:t xml:space="preserve">Figure 3. LSTM wind-speed forecast versus observation on the first 300 hours of the test set.</w:t>
+        <w:t xml:space="preserve">Figure 3. LSTM wind forecast vs observation, first 300 test hours.</w:t>
       </w:r>
     </w:p>
     <w:p>
@@ -467,7 +476,7 @@
         <w:jc w:val="both"/>
       </w:pPr>
       <w:r>
-        <w:t xml:space="preserve">For PM2.5, the persistence baseline achieved an RMSE of 22.08 µg/m³ and an R² of 0.945 on the chronological test set (Table 1). This is a strong reference point: simply predicting that the next hour’s concentration will equal the current hour’s concentration explains 94.5% of test-set variance. The Random Forest excluding pred_Iws improved upon this baseline, achieving an RMSE of 21.30 µg/m³ and an R² of 0.949. Adding the LSTM’s wind-speed forecast as a feature further reduced RMSE by 0.11 µg/m³ to 21.19 µg/m³ and lifted R² by 0.0005. The marginal contribution of the wind forecast is therefore measurable but modest – of the order of half of one per cent in RMSE – and is the principal empirical contribution of this study.</w:t>
+        <w:t xml:space="preserve">For PM2.5, the persistence baseline achieved RMSE 22.08 µg/m³, R² 0.945 (Table 1). The Random Forest excluding pred_Iws improved this to RMSE 21.30, R² 0.949; adding pred_Iws further reduced RMSE by 0.11 µg/m³ to 21.19. The marginal contribution of the wind forecast at t+1 is measurable but modest — about half of one per cent in RMSE.</w:t>
       </w:r>
     </w:p>
     <w:tbl>
@@ -890,430 +899,7 @@
         <w:jc w:val="both"/>
       </w:pPr>
       <w:r>
-        <w:t xml:space="preserve">The cross-model comparison conducted on the same chronological split (Table 2) produces a clear ordering. Linear Regression and Random Forest are essentially tied at R² ≈ 0.949, while the Decision Tree underperforms at R² = 0.898. The closeness of Linear Regression and Random Forest is itself informative: once lag features are present the regression problem becomes nearly linear in those features, and the additional capacity of an ensemble provides limited benefit on this dataset.</w:t>
-      </w:r>
-    </w:p>
-    <w:tbl>
-      <w:tblPr>
-        <w:tblW w:type="dxa" w:w="9026"/>
-        <w:tblBorders>
-          <w:top w:val="single" w:color="auto" w:sz="4"/>
-          <w:left w:val="single" w:color="auto" w:sz="4"/>
-          <w:bottom w:val="single" w:color="auto" w:sz="4"/>
-          <w:right w:val="single" w:color="auto" w:sz="4"/>
-          <w:insideH w:val="single" w:color="auto" w:sz="4"/>
-          <w:insideV w:val="single" w:color="auto" w:sz="4"/>
-        </w:tblBorders>
-      </w:tblPr>
-      <w:tblGrid>
-        <w:gridCol w:w="3026"/>
-        <w:gridCol w:w="2000"/>
-        <w:gridCol w:w="2000"/>
-        <w:gridCol w:w="2000"/>
-      </w:tblGrid>
-      <w:tr>
-        <w:tc>
-          <w:tcPr>
-            <w:tcW w:type="dxa" w:w="3026"/>
-            <w:tcBorders>
-              <w:top w:val="single" w:color="999999" w:sz="4"/>
-              <w:left w:val="single" w:color="999999" w:sz="4"/>
-              <w:bottom w:val="single" w:color="999999" w:sz="4"/>
-              <w:right w:val="single" w:color="999999" w:sz="4"/>
-            </w:tcBorders>
-            <w:shd w:fill="EAEAEA" w:val="clear"/>
-            <w:tcMar>
-              <w:top w:type="dxa" w:w="80"/>
-              <w:left w:type="dxa" w:w="120"/>
-              <w:bottom w:type="dxa" w:w="80"/>
-              <w:right w:type="dxa" w:w="120"/>
-            </w:tcMar>
-          </w:tcPr>
-          <w:p>
-            <w:r>
-              <w:rPr>
-                <w:b/>
-                <w:bCs/>
-              </w:rPr>
-              <w:t xml:space="preserve">Model</w:t>
-            </w:r>
-          </w:p>
-        </w:tc>
-        <w:tc>
-          <w:tcPr>
-            <w:tcW w:type="dxa" w:w="2000"/>
-            <w:tcBorders>
-              <w:top w:val="single" w:color="999999" w:sz="4"/>
-              <w:left w:val="single" w:color="999999" w:sz="4"/>
-              <w:bottom w:val="single" w:color="999999" w:sz="4"/>
-              <w:right w:val="single" w:color="999999" w:sz="4"/>
-            </w:tcBorders>
-            <w:shd w:fill="EAEAEA" w:val="clear"/>
-            <w:tcMar>
-              <w:top w:type="dxa" w:w="80"/>
-              <w:left w:type="dxa" w:w="120"/>
-              <w:bottom w:type="dxa" w:w="80"/>
-              <w:right w:type="dxa" w:w="120"/>
-            </w:tcMar>
-          </w:tcPr>
-          <w:p>
-            <w:r>
-              <w:rPr>
-                <w:b/>
-                <w:bCs/>
-              </w:rPr>
-              <w:t xml:space="preserve">RMSE (µg/m³)</w:t>
-            </w:r>
-          </w:p>
-        </w:tc>
-        <w:tc>
-          <w:tcPr>
-            <w:tcW w:type="dxa" w:w="2000"/>
-            <w:tcBorders>
-              <w:top w:val="single" w:color="999999" w:sz="4"/>
-              <w:left w:val="single" w:color="999999" w:sz="4"/>
-              <w:bottom w:val="single" w:color="999999" w:sz="4"/>
-              <w:right w:val="single" w:color="999999" w:sz="4"/>
-            </w:tcBorders>
-            <w:shd w:fill="EAEAEA" w:val="clear"/>
-            <w:tcMar>
-              <w:top w:type="dxa" w:w="80"/>
-              <w:left w:type="dxa" w:w="120"/>
-              <w:bottom w:type="dxa" w:w="80"/>
-              <w:right w:type="dxa" w:w="120"/>
-            </w:tcMar>
-          </w:tcPr>
-          <w:p>
-            <w:r>
-              <w:rPr>
-                <w:b/>
-                <w:bCs/>
-              </w:rPr>
-              <w:t xml:space="preserve">MAE (µg/m³)</w:t>
-            </w:r>
-          </w:p>
-        </w:tc>
-        <w:tc>
-          <w:tcPr>
-            <w:tcW w:type="dxa" w:w="2000"/>
-            <w:tcBorders>
-              <w:top w:val="single" w:color="999999" w:sz="4"/>
-              <w:left w:val="single" w:color="999999" w:sz="4"/>
-              <w:bottom w:val="single" w:color="999999" w:sz="4"/>
-              <w:right w:val="single" w:color="999999" w:sz="4"/>
-            </w:tcBorders>
-            <w:shd w:fill="EAEAEA" w:val="clear"/>
-            <w:tcMar>
-              <w:top w:type="dxa" w:w="80"/>
-              <w:left w:type="dxa" w:w="120"/>
-              <w:bottom w:type="dxa" w:w="80"/>
-              <w:right w:type="dxa" w:w="120"/>
-            </w:tcMar>
-          </w:tcPr>
-          <w:p>
-            <w:r>
-              <w:rPr>
-                <w:b/>
-                <w:bCs/>
-              </w:rPr>
-              <w:t xml:space="preserve">R²</w:t>
-            </w:r>
-          </w:p>
-        </w:tc>
-      </w:tr>
-      <w:tr>
-        <w:tc>
-          <w:tcPr>
-            <w:tcW w:type="dxa" w:w="3026"/>
-            <w:tcBorders>
-              <w:top w:val="single" w:color="999999" w:sz="4"/>
-              <w:left w:val="single" w:color="999999" w:sz="4"/>
-              <w:bottom w:val="single" w:color="999999" w:sz="4"/>
-              <w:right w:val="single" w:color="999999" w:sz="4"/>
-            </w:tcBorders>
-            <w:tcMar>
-              <w:top w:type="dxa" w:w="80"/>
-              <w:left w:type="dxa" w:w="120"/>
-              <w:bottom w:type="dxa" w:w="80"/>
-              <w:right w:type="dxa" w:w="120"/>
-            </w:tcMar>
-          </w:tcPr>
-          <w:p>
-            <w:r>
-              <w:t xml:space="preserve">Linear Regression</w:t>
-            </w:r>
-          </w:p>
-        </w:tc>
-        <w:tc>
-          <w:tcPr>
-            <w:tcW w:type="dxa" w:w="2000"/>
-            <w:tcBorders>
-              <w:top w:val="single" w:color="999999" w:sz="4"/>
-              <w:left w:val="single" w:color="999999" w:sz="4"/>
-              <w:bottom w:val="single" w:color="999999" w:sz="4"/>
-              <w:right w:val="single" w:color="999999" w:sz="4"/>
-            </w:tcBorders>
-            <w:tcMar>
-              <w:top w:type="dxa" w:w="80"/>
-              <w:left w:type="dxa" w:w="120"/>
-              <w:bottom w:type="dxa" w:w="80"/>
-              <w:right w:type="dxa" w:w="120"/>
-            </w:tcMar>
-          </w:tcPr>
-          <w:p>
-            <w:r>
-              <w:t xml:space="preserve">21.389</w:t>
-            </w:r>
-          </w:p>
-        </w:tc>
-        <w:tc>
-          <w:tcPr>
-            <w:tcW w:type="dxa" w:w="2000"/>
-            <w:tcBorders>
-              <w:top w:val="single" w:color="999999" w:sz="4"/>
-              <w:left w:val="single" w:color="999999" w:sz="4"/>
-              <w:bottom w:val="single" w:color="999999" w:sz="4"/>
-              <w:right w:val="single" w:color="999999" w:sz="4"/>
-            </w:tcBorders>
-            <w:tcMar>
-              <w:top w:type="dxa" w:w="80"/>
-              <w:left w:type="dxa" w:w="120"/>
-              <w:bottom w:type="dxa" w:w="80"/>
-              <w:right w:type="dxa" w:w="120"/>
-            </w:tcMar>
-          </w:tcPr>
-          <w:p>
-            <w:r>
-              <w:t xml:space="preserve">11.753</w:t>
-            </w:r>
-          </w:p>
-        </w:tc>
-        <w:tc>
-          <w:tcPr>
-            <w:tcW w:type="dxa" w:w="2000"/>
-            <w:tcBorders>
-              <w:top w:val="single" w:color="999999" w:sz="4"/>
-              <w:left w:val="single" w:color="999999" w:sz="4"/>
-              <w:bottom w:val="single" w:color="999999" w:sz="4"/>
-              <w:right w:val="single" w:color="999999" w:sz="4"/>
-            </w:tcBorders>
-            <w:tcMar>
-              <w:top w:type="dxa" w:w="80"/>
-              <w:left w:type="dxa" w:w="120"/>
-              <w:bottom w:type="dxa" w:w="80"/>
-              <w:right w:type="dxa" w:w="120"/>
-            </w:tcMar>
-          </w:tcPr>
-          <w:p>
-            <w:r>
-              <w:t xml:space="preserve">0.949</w:t>
-            </w:r>
-          </w:p>
-        </w:tc>
-      </w:tr>
-      <w:tr>
-        <w:tc>
-          <w:tcPr>
-            <w:tcW w:type="dxa" w:w="3026"/>
-            <w:tcBorders>
-              <w:top w:val="single" w:color="999999" w:sz="4"/>
-              <w:left w:val="single" w:color="999999" w:sz="4"/>
-              <w:bottom w:val="single" w:color="999999" w:sz="4"/>
-              <w:right w:val="single" w:color="999999" w:sz="4"/>
-            </w:tcBorders>
-            <w:tcMar>
-              <w:top w:type="dxa" w:w="80"/>
-              <w:left w:type="dxa" w:w="120"/>
-              <w:bottom w:type="dxa" w:w="80"/>
-              <w:right w:type="dxa" w:w="120"/>
-            </w:tcMar>
-          </w:tcPr>
-          <w:p>
-            <w:r>
-              <w:t xml:space="preserve">Decision Tree</w:t>
-            </w:r>
-          </w:p>
-        </w:tc>
-        <w:tc>
-          <w:tcPr>
-            <w:tcW w:type="dxa" w:w="2000"/>
-            <w:tcBorders>
-              <w:top w:val="single" w:color="999999" w:sz="4"/>
-              <w:left w:val="single" w:color="999999" w:sz="4"/>
-              <w:bottom w:val="single" w:color="999999" w:sz="4"/>
-              <w:right w:val="single" w:color="999999" w:sz="4"/>
-            </w:tcBorders>
-            <w:tcMar>
-              <w:top w:type="dxa" w:w="80"/>
-              <w:left w:type="dxa" w:w="120"/>
-              <w:bottom w:type="dxa" w:w="80"/>
-              <w:right w:type="dxa" w:w="120"/>
-            </w:tcMar>
-          </w:tcPr>
-          <w:p>
-            <w:r>
-              <w:t xml:space="preserve">30.069</w:t>
-            </w:r>
-          </w:p>
-        </w:tc>
-        <w:tc>
-          <w:tcPr>
-            <w:tcW w:type="dxa" w:w="2000"/>
-            <w:tcBorders>
-              <w:top w:val="single" w:color="999999" w:sz="4"/>
-              <w:left w:val="single" w:color="999999" w:sz="4"/>
-              <w:bottom w:val="single" w:color="999999" w:sz="4"/>
-              <w:right w:val="single" w:color="999999" w:sz="4"/>
-            </w:tcBorders>
-            <w:tcMar>
-              <w:top w:type="dxa" w:w="80"/>
-              <w:left w:type="dxa" w:w="120"/>
-              <w:bottom w:type="dxa" w:w="80"/>
-              <w:right w:type="dxa" w:w="120"/>
-            </w:tcMar>
-          </w:tcPr>
-          <w:p>
-            <w:r>
-              <w:t xml:space="preserve">17.785</w:t>
-            </w:r>
-          </w:p>
-        </w:tc>
-        <w:tc>
-          <w:tcPr>
-            <w:tcW w:type="dxa" w:w="2000"/>
-            <w:tcBorders>
-              <w:top w:val="single" w:color="999999" w:sz="4"/>
-              <w:left w:val="single" w:color="999999" w:sz="4"/>
-              <w:bottom w:val="single" w:color="999999" w:sz="4"/>
-              <w:right w:val="single" w:color="999999" w:sz="4"/>
-            </w:tcBorders>
-            <w:tcMar>
-              <w:top w:type="dxa" w:w="80"/>
-              <w:left w:type="dxa" w:w="120"/>
-              <w:bottom w:type="dxa" w:w="80"/>
-              <w:right w:type="dxa" w:w="120"/>
-            </w:tcMar>
-          </w:tcPr>
-          <w:p>
-            <w:r>
-              <w:t xml:space="preserve">0.898</w:t>
-            </w:r>
-          </w:p>
-        </w:tc>
-      </w:tr>
-      <w:tr>
-        <w:tc>
-          <w:tcPr>
-            <w:tcW w:type="dxa" w:w="3026"/>
-            <w:tcBorders>
-              <w:top w:val="single" w:color="999999" w:sz="4"/>
-              <w:left w:val="single" w:color="999999" w:sz="4"/>
-              <w:bottom w:val="single" w:color="999999" w:sz="4"/>
-              <w:right w:val="single" w:color="999999" w:sz="4"/>
-            </w:tcBorders>
-            <w:tcMar>
-              <w:top w:type="dxa" w:w="80"/>
-              <w:left w:type="dxa" w:w="120"/>
-              <w:bottom w:type="dxa" w:w="80"/>
-              <w:right w:type="dxa" w:w="120"/>
-            </w:tcMar>
-          </w:tcPr>
-          <w:p>
-            <w:r>
-              <w:t xml:space="preserve">Random Forest</w:t>
-            </w:r>
-          </w:p>
-        </w:tc>
-        <w:tc>
-          <w:tcPr>
-            <w:tcW w:type="dxa" w:w="2000"/>
-            <w:tcBorders>
-              <w:top w:val="single" w:color="999999" w:sz="4"/>
-              <w:left w:val="single" w:color="999999" w:sz="4"/>
-              <w:bottom w:val="single" w:color="999999" w:sz="4"/>
-              <w:right w:val="single" w:color="999999" w:sz="4"/>
-            </w:tcBorders>
-            <w:tcMar>
-              <w:top w:type="dxa" w:w="80"/>
-              <w:left w:type="dxa" w:w="120"/>
-              <w:bottom w:type="dxa" w:w="80"/>
-              <w:right w:type="dxa" w:w="120"/>
-            </w:tcMar>
-          </w:tcPr>
-          <w:p>
-            <w:r>
-              <w:t xml:space="preserve">21.194</w:t>
-            </w:r>
-          </w:p>
-        </w:tc>
-        <w:tc>
-          <w:tcPr>
-            <w:tcW w:type="dxa" w:w="2000"/>
-            <w:tcBorders>
-              <w:top w:val="single" w:color="999999" w:sz="4"/>
-              <w:left w:val="single" w:color="999999" w:sz="4"/>
-              <w:bottom w:val="single" w:color="999999" w:sz="4"/>
-              <w:right w:val="single" w:color="999999" w:sz="4"/>
-            </w:tcBorders>
-            <w:tcMar>
-              <w:top w:type="dxa" w:w="80"/>
-              <w:left w:type="dxa" w:w="120"/>
-              <w:bottom w:type="dxa" w:w="80"/>
-              <w:right w:type="dxa" w:w="120"/>
-            </w:tcMar>
-          </w:tcPr>
-          <w:p>
-            <w:r>
-              <w:t xml:space="preserve">11.860</w:t>
-            </w:r>
-          </w:p>
-        </w:tc>
-        <w:tc>
-          <w:tcPr>
-            <w:tcW w:type="dxa" w:w="2000"/>
-            <w:tcBorders>
-              <w:top w:val="single" w:color="999999" w:sz="4"/>
-              <w:left w:val="single" w:color="999999" w:sz="4"/>
-              <w:bottom w:val="single" w:color="999999" w:sz="4"/>
-              <w:right w:val="single" w:color="999999" w:sz="4"/>
-            </w:tcBorders>
-            <w:tcMar>
-              <w:top w:type="dxa" w:w="80"/>
-              <w:left w:type="dxa" w:w="120"/>
-              <w:bottom w:type="dxa" w:w="80"/>
-              <w:right w:type="dxa" w:w="120"/>
-            </w:tcMar>
-          </w:tcPr>
-          <w:p>
-            <w:r>
-              <w:t xml:space="preserve">0.949</w:t>
-            </w:r>
-          </w:p>
-        </w:tc>
-      </w:tr>
-    </w:tbl>
-    <w:p>
-      <w:pPr>
-        <w:spacing w:after="240" w:before="80"/>
-        <w:jc w:val="center"/>
-      </w:pPr>
-      <w:r>
-        <w:rPr>
-          <w:i/>
-          <w:iCs/>
-          <w:sz w:val="20"/>
-          <w:szCs w:val="20"/>
-        </w:rPr>
-        <w:t xml:space="preserve">Table 2. Cross-model comparison on the same chronological 80/20 split.</w:t>
-      </w:r>
-    </w:p>
-    <w:p>
-      <w:pPr>
-        <w:spacing w:after="160" w:line="360"/>
-        <w:jc w:val="both"/>
-      </w:pPr>
-      <w:r>
-        <w:t xml:space="preserve">Random Forest feature importances confirm the source of the model’s predictive power (Figure 4). The lag features pm_lag1 and pm_lag2 together account for the majority of mean-decrease-in-impurity, with pm_lag1 alone dominant. Observed atmospheric variables (Iws, PRES, TEMP, DEWP) contribute moderately, while the LSTM’s forecast pred_Iws and the one-hot wind-direction indicators contribute marginally. The relative ordering is robust across re-runs with different random seeds.</w:t>
+        <w:t xml:space="preserve">Linear Regression and Random Forest were essentially tied (R² ≈ 0.949), while a Decision Tree underperformed (R² = 0.898): once lag features are present, the problem is nearly linear in those features and ensemble capacity adds little. Random Forest feature importances (Figure 4) confirm the source of predictive power: pm_lag1 dominates, observed weather contributes moderately, and pred_Iws plus wind direction contribute marginally.</w:t>
       </w:r>
     </w:p>
     <w:p>
@@ -1326,7 +912,7 @@
           <wp:inline distT="0" distB="0" distL="0" distR="0">
             <wp:extent cx="4381500" cy="2667000"/>
             <wp:effectExtent t="0" r="0" b="0" l="0"/>
-            <wp:docPr id="1" name="cell15.png" descr="Figure 4. Random Forest feature importance (mean decrease in impurity) for the full air-pollution model." title="Figure 4. Random Forest feature importance (mean decrease in impurity) for the full air-pollution model."/>
+            <wp:docPr id="1" name="cell15.png" descr="Figure 4. Random Forest feature importance." title="Figure 4. Random Forest feature importance."/>
             <wp:cNvGraphicFramePr>
               <a:graphicFrameLocks xmlns:a="http://schemas.openxmlformats.org/drawingml/2006/main" noChangeAspect="1"/>
             </wp:cNvGraphicFramePr>
@@ -1374,7 +960,7 @@
           <w:sz w:val="20"/>
           <w:szCs w:val="20"/>
         </w:rPr>
-        <w:t xml:space="preserve">Figure 4. Random Forest feature importance (mean decrease in impurity) for the full air-pollution model.</w:t>
+        <w:t xml:space="preserve">Figure 4. Random Forest feature importance.</w:t>
       </w:r>
     </w:p>
     <w:p>
@@ -1387,7 +973,7 @@
           <wp:inline distT="0" distB="0" distL="0" distR="0">
             <wp:extent cx="5715000" cy="1971675"/>
             <wp:effectExtent t="0" r="0" b="0" l="0"/>
-            <wp:docPr id="1" name="cell16.png" descr="Figure 5. Random Forest PM2.5 forecast versus observation on the first 300 hours of the test set." title="Figure 5. Random Forest PM2.5 forecast versus observation on the first 300 hours of the test set."/>
+            <wp:docPr id="1" name="cell16.png" descr="Figure 5. PM2.5 forecast vs observation, first 300 test hours." title="Figure 5. PM2.5 forecast vs observation, first 300 test hours."/>
             <wp:cNvGraphicFramePr>
               <a:graphicFrameLocks xmlns:a="http://schemas.openxmlformats.org/drawingml/2006/main" noChangeAspect="1"/>
             </wp:cNvGraphicFramePr>
@@ -1435,7 +1021,22 @@
           <w:sz w:val="20"/>
           <w:szCs w:val="20"/>
         </w:rPr>
-        <w:t xml:space="preserve">Figure 5. Random Forest PM2.5 forecast versus observation on the first 300 hours of the test set.</w:t>
+        <w:t xml:space="preserve">Figure 5. PM2.5 forecast vs observation, first 300 test hours.</w:t>
+      </w:r>
+    </w:p>
+    <w:p>
+      <w:pPr>
+        <w:pStyle w:val="Heading2"/>
+        <w:spacing w:after="140" w:before="240"/>
+      </w:pPr>
+      <w:r>
+        <w:rPr>
+          <w:b/>
+          <w:bCs/>
+          <w:sz w:val="24"/>
+          <w:szCs w:val="24"/>
+        </w:rPr>
+        <w:t xml:space="preserve">4.1 Multi-horizon evaluation</w:t>
       </w:r>
     </w:p>
     <w:p>
@@ -1444,7 +1045,985 @@
         <w:jc w:val="both"/>
       </w:pPr>
       <w:r>
-        <w:t xml:space="preserve">For the ESG component, the canonical examples were each assigned to their intended category, but with confidences below 0.65 in every case (Environmental at 0.481, Social at 0.562, Governance at 0.617). The mixed sentence, designed to span all three categories, was assigned to Social with confidence 0.455. The off-topic financial sentence was also assigned to Social, with the largest confidence in the entire test set at 0.598. This last result is a real concern: a sentence that is unambiguously not about ESG receives a more confident ESG label than several of the canonical examples (Figure 6). The classifier always emits a top-1 label, and the shape of its confidence distribution is the only available signal that an input is out-of-distribution.</w:t>
+        <w:t xml:space="preserve">The t+1 result conceals horizon-dependent behaviour (Table 3, Figure 7). Persistence R² falls from 0.945 at t+1 to −0.127 at t+24, where naive prediction is worse than the long-run mean. The Random Forest retains useful skill across all horizons (R² = 0.122 at t+24), and the LSTM forecast’s contribution grows from ΔRMSE = 0.054 µg/m³ at t+1 to 0.435 µg/m³ at t+24, as the current observed wind state becomes increasingly stale relative to the target.</w:t>
+      </w:r>
+    </w:p>
+    <w:tbl>
+      <w:tblPr>
+        <w:tblW w:type="dxa" w:w="9026"/>
+        <w:tblBorders>
+          <w:top w:val="single" w:color="auto" w:sz="4"/>
+          <w:left w:val="single" w:color="auto" w:sz="4"/>
+          <w:bottom w:val="single" w:color="auto" w:sz="4"/>
+          <w:right w:val="single" w:color="auto" w:sz="4"/>
+          <w:insideH w:val="single" w:color="auto" w:sz="4"/>
+          <w:insideV w:val="single" w:color="auto" w:sz="4"/>
+        </w:tblBorders>
+      </w:tblPr>
+      <w:tblGrid>
+        <w:gridCol w:w="900"/>
+        <w:gridCol w:w="1450"/>
+        <w:gridCol w:w="1500"/>
+        <w:gridCol w:w="1500"/>
+        <w:gridCol w:w="1500"/>
+        <w:gridCol w:w="1100"/>
+        <w:gridCol w:w="1076"/>
+      </w:tblGrid>
+      <w:tr>
+        <w:tc>
+          <w:tcPr>
+            <w:tcW w:type="dxa" w:w="900"/>
+            <w:tcBorders>
+              <w:top w:val="single" w:color="999999" w:sz="4"/>
+              <w:left w:val="single" w:color="999999" w:sz="4"/>
+              <w:bottom w:val="single" w:color="999999" w:sz="4"/>
+              <w:right w:val="single" w:color="999999" w:sz="4"/>
+            </w:tcBorders>
+            <w:shd w:fill="EAEAEA" w:val="clear"/>
+            <w:tcMar>
+              <w:top w:type="dxa" w:w="80"/>
+              <w:left w:type="dxa" w:w="100"/>
+              <w:bottom w:type="dxa" w:w="80"/>
+              <w:right w:type="dxa" w:w="100"/>
+            </w:tcMar>
+          </w:tcPr>
+          <w:p>
+            <w:r>
+              <w:rPr>
+                <w:b/>
+                <w:bCs/>
+                <w:sz w:val="20"/>
+                <w:szCs w:val="20"/>
+              </w:rPr>
+              <w:t xml:space="preserve">Horizon (h)</w:t>
+            </w:r>
+          </w:p>
+        </w:tc>
+        <w:tc>
+          <w:tcPr>
+            <w:tcW w:type="dxa" w:w="1450"/>
+            <w:tcBorders>
+              <w:top w:val="single" w:color="999999" w:sz="4"/>
+              <w:left w:val="single" w:color="999999" w:sz="4"/>
+              <w:bottom w:val="single" w:color="999999" w:sz="4"/>
+              <w:right w:val="single" w:color="999999" w:sz="4"/>
+            </w:tcBorders>
+            <w:shd w:fill="EAEAEA" w:val="clear"/>
+            <w:tcMar>
+              <w:top w:type="dxa" w:w="80"/>
+              <w:left w:type="dxa" w:w="100"/>
+              <w:bottom w:type="dxa" w:w="80"/>
+              <w:right w:type="dxa" w:w="100"/>
+            </w:tcMar>
+          </w:tcPr>
+          <w:p>
+            <w:r>
+              <w:rPr>
+                <w:b/>
+                <w:bCs/>
+                <w:sz w:val="20"/>
+                <w:szCs w:val="20"/>
+              </w:rPr>
+              <w:t xml:space="preserve">Persistence</w:t>
+            </w:r>
+          </w:p>
+        </w:tc>
+        <w:tc>
+          <w:tcPr>
+            <w:tcW w:type="dxa" w:w="1500"/>
+            <w:tcBorders>
+              <w:top w:val="single" w:color="999999" w:sz="4"/>
+              <w:left w:val="single" w:color="999999" w:sz="4"/>
+              <w:bottom w:val="single" w:color="999999" w:sz="4"/>
+              <w:right w:val="single" w:color="999999" w:sz="4"/>
+            </w:tcBorders>
+            <w:shd w:fill="EAEAEA" w:val="clear"/>
+            <w:tcMar>
+              <w:top w:type="dxa" w:w="80"/>
+              <w:left w:type="dxa" w:w="100"/>
+              <w:bottom w:type="dxa" w:w="80"/>
+              <w:right w:type="dxa" w:w="100"/>
+            </w:tcMar>
+          </w:tcPr>
+          <w:p>
+            <w:r>
+              <w:rPr>
+                <w:b/>
+                <w:bCs/>
+                <w:sz w:val="20"/>
+                <w:szCs w:val="20"/>
+              </w:rPr>
+              <w:t xml:space="preserve">RF (no pred_Iws)</w:t>
+            </w:r>
+          </w:p>
+        </w:tc>
+        <w:tc>
+          <w:tcPr>
+            <w:tcW w:type="dxa" w:w="1500"/>
+            <w:tcBorders>
+              <w:top w:val="single" w:color="999999" w:sz="4"/>
+              <w:left w:val="single" w:color="999999" w:sz="4"/>
+              <w:bottom w:val="single" w:color="999999" w:sz="4"/>
+              <w:right w:val="single" w:color="999999" w:sz="4"/>
+            </w:tcBorders>
+            <w:shd w:fill="EAEAEA" w:val="clear"/>
+            <w:tcMar>
+              <w:top w:type="dxa" w:w="80"/>
+              <w:left w:type="dxa" w:w="100"/>
+              <w:bottom w:type="dxa" w:w="80"/>
+              <w:right w:type="dxa" w:w="100"/>
+            </w:tcMar>
+          </w:tcPr>
+          <w:p>
+            <w:r>
+              <w:rPr>
+                <w:b/>
+                <w:bCs/>
+                <w:sz w:val="20"/>
+                <w:szCs w:val="20"/>
+              </w:rPr>
+              <w:t xml:space="preserve">RF (with pred_Iws)</w:t>
+            </w:r>
+          </w:p>
+        </w:tc>
+        <w:tc>
+          <w:tcPr>
+            <w:tcW w:type="dxa" w:w="1500"/>
+            <w:tcBorders>
+              <w:top w:val="single" w:color="999999" w:sz="4"/>
+              <w:left w:val="single" w:color="999999" w:sz="4"/>
+              <w:bottom w:val="single" w:color="999999" w:sz="4"/>
+              <w:right w:val="single" w:color="999999" w:sz="4"/>
+            </w:tcBorders>
+            <w:shd w:fill="EAEAEA" w:val="clear"/>
+            <w:tcMar>
+              <w:top w:type="dxa" w:w="80"/>
+              <w:left w:type="dxa" w:w="100"/>
+              <w:bottom w:type="dxa" w:w="80"/>
+              <w:right w:type="dxa" w:w="100"/>
+            </w:tcMar>
+          </w:tcPr>
+          <w:p>
+            <w:r>
+              <w:rPr>
+                <w:b/>
+                <w:bCs/>
+                <w:sz w:val="20"/>
+                <w:szCs w:val="20"/>
+              </w:rPr>
+              <w:t xml:space="preserve">ΔRMSE</w:t>
+            </w:r>
+          </w:p>
+        </w:tc>
+        <w:tc>
+          <w:tcPr>
+            <w:tcW w:type="dxa" w:w="1100"/>
+            <w:tcBorders>
+              <w:top w:val="single" w:color="999999" w:sz="4"/>
+              <w:left w:val="single" w:color="999999" w:sz="4"/>
+              <w:bottom w:val="single" w:color="999999" w:sz="4"/>
+              <w:right w:val="single" w:color="999999" w:sz="4"/>
+            </w:tcBorders>
+            <w:shd w:fill="EAEAEA" w:val="clear"/>
+            <w:tcMar>
+              <w:top w:type="dxa" w:w="80"/>
+              <w:left w:type="dxa" w:w="100"/>
+              <w:bottom w:type="dxa" w:w="80"/>
+              <w:right w:type="dxa" w:w="100"/>
+            </w:tcMar>
+          </w:tcPr>
+          <w:p>
+            <w:r>
+              <w:rPr>
+                <w:b/>
+                <w:bCs/>
+                <w:sz w:val="20"/>
+                <w:szCs w:val="20"/>
+              </w:rPr>
+              <w:t xml:space="preserve">Persist R²</w:t>
+            </w:r>
+          </w:p>
+        </w:tc>
+        <w:tc>
+          <w:tcPr>
+            <w:tcW w:type="dxa" w:w="1076"/>
+            <w:tcBorders>
+              <w:top w:val="single" w:color="999999" w:sz="4"/>
+              <w:left w:val="single" w:color="999999" w:sz="4"/>
+              <w:bottom w:val="single" w:color="999999" w:sz="4"/>
+              <w:right w:val="single" w:color="999999" w:sz="4"/>
+            </w:tcBorders>
+            <w:shd w:fill="EAEAEA" w:val="clear"/>
+            <w:tcMar>
+              <w:top w:type="dxa" w:w="80"/>
+              <w:left w:type="dxa" w:w="100"/>
+              <w:bottom w:type="dxa" w:w="80"/>
+              <w:right w:type="dxa" w:w="100"/>
+            </w:tcMar>
+          </w:tcPr>
+          <w:p>
+            <w:r>
+              <w:rPr>
+                <w:b/>
+                <w:bCs/>
+                <w:sz w:val="20"/>
+                <w:szCs w:val="20"/>
+              </w:rPr>
+              <w:t xml:space="preserve">Full R²</w:t>
+            </w:r>
+          </w:p>
+        </w:tc>
+      </w:tr>
+      <w:tr>
+        <w:tc>
+          <w:tcPr>
+            <w:tcW w:type="dxa" w:w="900"/>
+            <w:tcBorders>
+              <w:top w:val="single" w:color="999999" w:sz="4"/>
+              <w:left w:val="single" w:color="999999" w:sz="4"/>
+              <w:bottom w:val="single" w:color="999999" w:sz="4"/>
+              <w:right w:val="single" w:color="999999" w:sz="4"/>
+            </w:tcBorders>
+            <w:tcMar>
+              <w:top w:type="dxa" w:w="80"/>
+              <w:left w:type="dxa" w:w="100"/>
+              <w:bottom w:type="dxa" w:w="80"/>
+              <w:right w:type="dxa" w:w="100"/>
+            </w:tcMar>
+          </w:tcPr>
+          <w:p>
+            <w:r>
+              <w:rPr>
+                <w:sz w:val="20"/>
+                <w:szCs w:val="20"/>
+              </w:rPr>
+              <w:t xml:space="preserve">1</w:t>
+            </w:r>
+          </w:p>
+        </w:tc>
+        <w:tc>
+          <w:tcPr>
+            <w:tcW w:type="dxa" w:w="1450"/>
+            <w:tcBorders>
+              <w:top w:val="single" w:color="999999" w:sz="4"/>
+              <w:left w:val="single" w:color="999999" w:sz="4"/>
+              <w:bottom w:val="single" w:color="999999" w:sz="4"/>
+              <w:right w:val="single" w:color="999999" w:sz="4"/>
+            </w:tcBorders>
+            <w:tcMar>
+              <w:top w:type="dxa" w:w="80"/>
+              <w:left w:type="dxa" w:w="100"/>
+              <w:bottom w:type="dxa" w:w="80"/>
+              <w:right w:type="dxa" w:w="100"/>
+            </w:tcMar>
+          </w:tcPr>
+          <w:p>
+            <w:r>
+              <w:rPr>
+                <w:sz w:val="20"/>
+                <w:szCs w:val="20"/>
+              </w:rPr>
+              <w:t xml:space="preserve">22.08 µg/m³</w:t>
+            </w:r>
+          </w:p>
+        </w:tc>
+        <w:tc>
+          <w:tcPr>
+            <w:tcW w:type="dxa" w:w="1500"/>
+            <w:tcBorders>
+              <w:top w:val="single" w:color="999999" w:sz="4"/>
+              <w:left w:val="single" w:color="999999" w:sz="4"/>
+              <w:bottom w:val="single" w:color="999999" w:sz="4"/>
+              <w:right w:val="single" w:color="999999" w:sz="4"/>
+            </w:tcBorders>
+            <w:tcMar>
+              <w:top w:type="dxa" w:w="80"/>
+              <w:left w:type="dxa" w:w="100"/>
+              <w:bottom w:type="dxa" w:w="80"/>
+              <w:right w:type="dxa" w:w="100"/>
+            </w:tcMar>
+          </w:tcPr>
+          <w:p>
+            <w:r>
+              <w:rPr>
+                <w:sz w:val="20"/>
+                <w:szCs w:val="20"/>
+              </w:rPr>
+              <w:t xml:space="preserve">21.65 µg/m³</w:t>
+            </w:r>
+          </w:p>
+        </w:tc>
+        <w:tc>
+          <w:tcPr>
+            <w:tcW w:type="dxa" w:w="1500"/>
+            <w:tcBorders>
+              <w:top w:val="single" w:color="999999" w:sz="4"/>
+              <w:left w:val="single" w:color="999999" w:sz="4"/>
+              <w:bottom w:val="single" w:color="999999" w:sz="4"/>
+              <w:right w:val="single" w:color="999999" w:sz="4"/>
+            </w:tcBorders>
+            <w:tcMar>
+              <w:top w:type="dxa" w:w="80"/>
+              <w:left w:type="dxa" w:w="100"/>
+              <w:bottom w:type="dxa" w:w="80"/>
+              <w:right w:type="dxa" w:w="100"/>
+            </w:tcMar>
+          </w:tcPr>
+          <w:p>
+            <w:r>
+              <w:rPr>
+                <w:sz w:val="20"/>
+                <w:szCs w:val="20"/>
+              </w:rPr>
+              <w:t xml:space="preserve">21.60 µg/m³</w:t>
+            </w:r>
+          </w:p>
+        </w:tc>
+        <w:tc>
+          <w:tcPr>
+            <w:tcW w:type="dxa" w:w="1500"/>
+            <w:tcBorders>
+              <w:top w:val="single" w:color="999999" w:sz="4"/>
+              <w:left w:val="single" w:color="999999" w:sz="4"/>
+              <w:bottom w:val="single" w:color="999999" w:sz="4"/>
+              <w:right w:val="single" w:color="999999" w:sz="4"/>
+            </w:tcBorders>
+            <w:tcMar>
+              <w:top w:type="dxa" w:w="80"/>
+              <w:left w:type="dxa" w:w="100"/>
+              <w:bottom w:type="dxa" w:w="80"/>
+              <w:right w:type="dxa" w:w="100"/>
+            </w:tcMar>
+          </w:tcPr>
+          <w:p>
+            <w:r>
+              <w:rPr>
+                <w:sz w:val="20"/>
+                <w:szCs w:val="20"/>
+              </w:rPr>
+              <w:t xml:space="preserve">+0.054</w:t>
+            </w:r>
+          </w:p>
+        </w:tc>
+        <w:tc>
+          <w:tcPr>
+            <w:tcW w:type="dxa" w:w="1100"/>
+            <w:tcBorders>
+              <w:top w:val="single" w:color="999999" w:sz="4"/>
+              <w:left w:val="single" w:color="999999" w:sz="4"/>
+              <w:bottom w:val="single" w:color="999999" w:sz="4"/>
+              <w:right w:val="single" w:color="999999" w:sz="4"/>
+            </w:tcBorders>
+            <w:tcMar>
+              <w:top w:type="dxa" w:w="80"/>
+              <w:left w:type="dxa" w:w="100"/>
+              <w:bottom w:type="dxa" w:w="80"/>
+              <w:right w:type="dxa" w:w="100"/>
+            </w:tcMar>
+          </w:tcPr>
+          <w:p>
+            <w:r>
+              <w:rPr>
+                <w:sz w:val="20"/>
+                <w:szCs w:val="20"/>
+              </w:rPr>
+              <w:t xml:space="preserve">0.945</w:t>
+            </w:r>
+          </w:p>
+        </w:tc>
+        <w:tc>
+          <w:tcPr>
+            <w:tcW w:type="dxa" w:w="1076"/>
+            <w:tcBorders>
+              <w:top w:val="single" w:color="999999" w:sz="4"/>
+              <w:left w:val="single" w:color="999999" w:sz="4"/>
+              <w:bottom w:val="single" w:color="999999" w:sz="4"/>
+              <w:right w:val="single" w:color="999999" w:sz="4"/>
+            </w:tcBorders>
+            <w:tcMar>
+              <w:top w:type="dxa" w:w="80"/>
+              <w:left w:type="dxa" w:w="100"/>
+              <w:bottom w:type="dxa" w:w="80"/>
+              <w:right w:type="dxa" w:w="100"/>
+            </w:tcMar>
+          </w:tcPr>
+          <w:p>
+            <w:r>
+              <w:rPr>
+                <w:sz w:val="20"/>
+                <w:szCs w:val="20"/>
+              </w:rPr>
+              <w:t xml:space="preserve">0.948</w:t>
+            </w:r>
+          </w:p>
+        </w:tc>
+      </w:tr>
+      <w:tr>
+        <w:tc>
+          <w:tcPr>
+            <w:tcW w:type="dxa" w:w="900"/>
+            <w:tcBorders>
+              <w:top w:val="single" w:color="999999" w:sz="4"/>
+              <w:left w:val="single" w:color="999999" w:sz="4"/>
+              <w:bottom w:val="single" w:color="999999" w:sz="4"/>
+              <w:right w:val="single" w:color="999999" w:sz="4"/>
+            </w:tcBorders>
+            <w:tcMar>
+              <w:top w:type="dxa" w:w="80"/>
+              <w:left w:type="dxa" w:w="100"/>
+              <w:bottom w:type="dxa" w:w="80"/>
+              <w:right w:type="dxa" w:w="100"/>
+            </w:tcMar>
+          </w:tcPr>
+          <w:p>
+            <w:r>
+              <w:rPr>
+                <w:sz w:val="20"/>
+                <w:szCs w:val="20"/>
+              </w:rPr>
+              <w:t xml:space="preserve">6</w:t>
+            </w:r>
+          </w:p>
+        </w:tc>
+        <w:tc>
+          <w:tcPr>
+            <w:tcW w:type="dxa" w:w="1450"/>
+            <w:tcBorders>
+              <w:top w:val="single" w:color="999999" w:sz="4"/>
+              <w:left w:val="single" w:color="999999" w:sz="4"/>
+              <w:bottom w:val="single" w:color="999999" w:sz="4"/>
+              <w:right w:val="single" w:color="999999" w:sz="4"/>
+            </w:tcBorders>
+            <w:tcMar>
+              <w:top w:type="dxa" w:w="80"/>
+              <w:left w:type="dxa" w:w="100"/>
+              <w:bottom w:type="dxa" w:w="80"/>
+              <w:right w:type="dxa" w:w="100"/>
+            </w:tcMar>
+          </w:tcPr>
+          <w:p>
+            <w:r>
+              <w:rPr>
+                <w:sz w:val="20"/>
+                <w:szCs w:val="20"/>
+              </w:rPr>
+              <w:t xml:space="preserve">61.57 µg/m³</w:t>
+            </w:r>
+          </w:p>
+        </w:tc>
+        <w:tc>
+          <w:tcPr>
+            <w:tcW w:type="dxa" w:w="1500"/>
+            <w:tcBorders>
+              <w:top w:val="single" w:color="999999" w:sz="4"/>
+              <w:left w:val="single" w:color="999999" w:sz="4"/>
+              <w:bottom w:val="single" w:color="999999" w:sz="4"/>
+              <w:right w:val="single" w:color="999999" w:sz="4"/>
+            </w:tcBorders>
+            <w:tcMar>
+              <w:top w:type="dxa" w:w="80"/>
+              <w:left w:type="dxa" w:w="100"/>
+              <w:bottom w:type="dxa" w:w="80"/>
+              <w:right w:type="dxa" w:w="100"/>
+            </w:tcMar>
+          </w:tcPr>
+          <w:p>
+            <w:r>
+              <w:rPr>
+                <w:sz w:val="20"/>
+                <w:szCs w:val="20"/>
+              </w:rPr>
+              <w:t xml:space="preserve">57.79 µg/m³</w:t>
+            </w:r>
+          </w:p>
+        </w:tc>
+        <w:tc>
+          <w:tcPr>
+            <w:tcW w:type="dxa" w:w="1500"/>
+            <w:tcBorders>
+              <w:top w:val="single" w:color="999999" w:sz="4"/>
+              <w:left w:val="single" w:color="999999" w:sz="4"/>
+              <w:bottom w:val="single" w:color="999999" w:sz="4"/>
+              <w:right w:val="single" w:color="999999" w:sz="4"/>
+            </w:tcBorders>
+            <w:tcMar>
+              <w:top w:type="dxa" w:w="80"/>
+              <w:left w:type="dxa" w:w="100"/>
+              <w:bottom w:type="dxa" w:w="80"/>
+              <w:right w:type="dxa" w:w="100"/>
+            </w:tcMar>
+          </w:tcPr>
+          <w:p>
+            <w:r>
+              <w:rPr>
+                <w:sz w:val="20"/>
+                <w:szCs w:val="20"/>
+              </w:rPr>
+              <w:t xml:space="preserve">57.76 µg/m³</w:t>
+            </w:r>
+          </w:p>
+        </w:tc>
+        <w:tc>
+          <w:tcPr>
+            <w:tcW w:type="dxa" w:w="1500"/>
+            <w:tcBorders>
+              <w:top w:val="single" w:color="999999" w:sz="4"/>
+              <w:left w:val="single" w:color="999999" w:sz="4"/>
+              <w:bottom w:val="single" w:color="999999" w:sz="4"/>
+              <w:right w:val="single" w:color="999999" w:sz="4"/>
+            </w:tcBorders>
+            <w:tcMar>
+              <w:top w:type="dxa" w:w="80"/>
+              <w:left w:type="dxa" w:w="100"/>
+              <w:bottom w:type="dxa" w:w="80"/>
+              <w:right w:type="dxa" w:w="100"/>
+            </w:tcMar>
+          </w:tcPr>
+          <w:p>
+            <w:r>
+              <w:rPr>
+                <w:sz w:val="20"/>
+                <w:szCs w:val="20"/>
+              </w:rPr>
+              <w:t xml:space="preserve">+0.032</w:t>
+            </w:r>
+          </w:p>
+        </w:tc>
+        <w:tc>
+          <w:tcPr>
+            <w:tcW w:type="dxa" w:w="1100"/>
+            <w:tcBorders>
+              <w:top w:val="single" w:color="999999" w:sz="4"/>
+              <w:left w:val="single" w:color="999999" w:sz="4"/>
+              <w:bottom w:val="single" w:color="999999" w:sz="4"/>
+              <w:right w:val="single" w:color="999999" w:sz="4"/>
+            </w:tcBorders>
+            <w:tcMar>
+              <w:top w:type="dxa" w:w="80"/>
+              <w:left w:type="dxa" w:w="100"/>
+              <w:bottom w:type="dxa" w:w="80"/>
+              <w:right w:type="dxa" w:w="100"/>
+            </w:tcMar>
+          </w:tcPr>
+          <w:p>
+            <w:r>
+              <w:rPr>
+                <w:sz w:val="20"/>
+                <w:szCs w:val="20"/>
+              </w:rPr>
+              <w:t xml:space="preserve">0.574</w:t>
+            </w:r>
+          </w:p>
+        </w:tc>
+        <w:tc>
+          <w:tcPr>
+            <w:tcW w:type="dxa" w:w="1076"/>
+            <w:tcBorders>
+              <w:top w:val="single" w:color="999999" w:sz="4"/>
+              <w:left w:val="single" w:color="999999" w:sz="4"/>
+              <w:bottom w:val="single" w:color="999999" w:sz="4"/>
+              <w:right w:val="single" w:color="999999" w:sz="4"/>
+            </w:tcBorders>
+            <w:tcMar>
+              <w:top w:type="dxa" w:w="80"/>
+              <w:left w:type="dxa" w:w="100"/>
+              <w:bottom w:type="dxa" w:w="80"/>
+              <w:right w:type="dxa" w:w="100"/>
+            </w:tcMar>
+          </w:tcPr>
+          <w:p>
+            <w:r>
+              <w:rPr>
+                <w:sz w:val="20"/>
+                <w:szCs w:val="20"/>
+              </w:rPr>
+              <w:t xml:space="preserve">0.625</w:t>
+            </w:r>
+          </w:p>
+        </w:tc>
+      </w:tr>
+      <w:tr>
+        <w:tc>
+          <w:tcPr>
+            <w:tcW w:type="dxa" w:w="900"/>
+            <w:tcBorders>
+              <w:top w:val="single" w:color="999999" w:sz="4"/>
+              <w:left w:val="single" w:color="999999" w:sz="4"/>
+              <w:bottom w:val="single" w:color="999999" w:sz="4"/>
+              <w:right w:val="single" w:color="999999" w:sz="4"/>
+            </w:tcBorders>
+            <w:tcMar>
+              <w:top w:type="dxa" w:w="80"/>
+              <w:left w:type="dxa" w:w="100"/>
+              <w:bottom w:type="dxa" w:w="80"/>
+              <w:right w:type="dxa" w:w="100"/>
+            </w:tcMar>
+          </w:tcPr>
+          <w:p>
+            <w:r>
+              <w:rPr>
+                <w:sz w:val="20"/>
+                <w:szCs w:val="20"/>
+              </w:rPr>
+              <w:t xml:space="preserve">12</w:t>
+            </w:r>
+          </w:p>
+        </w:tc>
+        <w:tc>
+          <w:tcPr>
+            <w:tcW w:type="dxa" w:w="1450"/>
+            <w:tcBorders>
+              <w:top w:val="single" w:color="999999" w:sz="4"/>
+              <w:left w:val="single" w:color="999999" w:sz="4"/>
+              <w:bottom w:val="single" w:color="999999" w:sz="4"/>
+              <w:right w:val="single" w:color="999999" w:sz="4"/>
+            </w:tcBorders>
+            <w:tcMar>
+              <w:top w:type="dxa" w:w="80"/>
+              <w:left w:type="dxa" w:w="100"/>
+              <w:bottom w:type="dxa" w:w="80"/>
+              <w:right w:type="dxa" w:w="100"/>
+            </w:tcMar>
+          </w:tcPr>
+          <w:p>
+            <w:r>
+              <w:rPr>
+                <w:sz w:val="20"/>
+                <w:szCs w:val="20"/>
+              </w:rPr>
+              <w:t xml:space="preserve">82.90 µg/m³</w:t>
+            </w:r>
+          </w:p>
+        </w:tc>
+        <w:tc>
+          <w:tcPr>
+            <w:tcW w:type="dxa" w:w="1500"/>
+            <w:tcBorders>
+              <w:top w:val="single" w:color="999999" w:sz="4"/>
+              <w:left w:val="single" w:color="999999" w:sz="4"/>
+              <w:bottom w:val="single" w:color="999999" w:sz="4"/>
+              <w:right w:val="single" w:color="999999" w:sz="4"/>
+            </w:tcBorders>
+            <w:tcMar>
+              <w:top w:type="dxa" w:w="80"/>
+              <w:left w:type="dxa" w:w="100"/>
+              <w:bottom w:type="dxa" w:w="80"/>
+              <w:right w:type="dxa" w:w="100"/>
+            </w:tcMar>
+          </w:tcPr>
+          <w:p>
+            <w:r>
+              <w:rPr>
+                <w:sz w:val="20"/>
+                <w:szCs w:val="20"/>
+              </w:rPr>
+              <w:t xml:space="preserve">74.17 µg/m³</w:t>
+            </w:r>
+          </w:p>
+        </w:tc>
+        <w:tc>
+          <w:tcPr>
+            <w:tcW w:type="dxa" w:w="1500"/>
+            <w:tcBorders>
+              <w:top w:val="single" w:color="999999" w:sz="4"/>
+              <w:left w:val="single" w:color="999999" w:sz="4"/>
+              <w:bottom w:val="single" w:color="999999" w:sz="4"/>
+              <w:right w:val="single" w:color="999999" w:sz="4"/>
+            </w:tcBorders>
+            <w:tcMar>
+              <w:top w:type="dxa" w:w="80"/>
+              <w:left w:type="dxa" w:w="100"/>
+              <w:bottom w:type="dxa" w:w="80"/>
+              <w:right w:type="dxa" w:w="100"/>
+            </w:tcMar>
+          </w:tcPr>
+          <w:p>
+            <w:r>
+              <w:rPr>
+                <w:sz w:val="20"/>
+                <w:szCs w:val="20"/>
+              </w:rPr>
+              <w:t xml:space="preserve">73.98 µg/m³</w:t>
+            </w:r>
+          </w:p>
+        </w:tc>
+        <w:tc>
+          <w:tcPr>
+            <w:tcW w:type="dxa" w:w="1500"/>
+            <w:tcBorders>
+              <w:top w:val="single" w:color="999999" w:sz="4"/>
+              <w:left w:val="single" w:color="999999" w:sz="4"/>
+              <w:bottom w:val="single" w:color="999999" w:sz="4"/>
+              <w:right w:val="single" w:color="999999" w:sz="4"/>
+            </w:tcBorders>
+            <w:tcMar>
+              <w:top w:type="dxa" w:w="80"/>
+              <w:left w:type="dxa" w:w="100"/>
+              <w:bottom w:type="dxa" w:w="80"/>
+              <w:right w:type="dxa" w:w="100"/>
+            </w:tcMar>
+          </w:tcPr>
+          <w:p>
+            <w:r>
+              <w:rPr>
+                <w:sz w:val="20"/>
+                <w:szCs w:val="20"/>
+              </w:rPr>
+              <w:t xml:space="preserve">+0.193</w:t>
+            </w:r>
+          </w:p>
+        </w:tc>
+        <w:tc>
+          <w:tcPr>
+            <w:tcW w:type="dxa" w:w="1100"/>
+            <w:tcBorders>
+              <w:top w:val="single" w:color="999999" w:sz="4"/>
+              <w:left w:val="single" w:color="999999" w:sz="4"/>
+              <w:bottom w:val="single" w:color="999999" w:sz="4"/>
+              <w:right w:val="single" w:color="999999" w:sz="4"/>
+            </w:tcBorders>
+            <w:tcMar>
+              <w:top w:type="dxa" w:w="80"/>
+              <w:left w:type="dxa" w:w="100"/>
+              <w:bottom w:type="dxa" w:w="80"/>
+              <w:right w:type="dxa" w:w="100"/>
+            </w:tcMar>
+          </w:tcPr>
+          <w:p>
+            <w:r>
+              <w:rPr>
+                <w:sz w:val="20"/>
+                <w:szCs w:val="20"/>
+              </w:rPr>
+              <w:t xml:space="preserve">0.227</w:t>
+            </w:r>
+          </w:p>
+        </w:tc>
+        <w:tc>
+          <w:tcPr>
+            <w:tcW w:type="dxa" w:w="1076"/>
+            <w:tcBorders>
+              <w:top w:val="single" w:color="999999" w:sz="4"/>
+              <w:left w:val="single" w:color="999999" w:sz="4"/>
+              <w:bottom w:val="single" w:color="999999" w:sz="4"/>
+              <w:right w:val="single" w:color="999999" w:sz="4"/>
+            </w:tcBorders>
+            <w:tcMar>
+              <w:top w:type="dxa" w:w="80"/>
+              <w:left w:type="dxa" w:w="100"/>
+              <w:bottom w:type="dxa" w:w="80"/>
+              <w:right w:type="dxa" w:w="100"/>
+            </w:tcMar>
+          </w:tcPr>
+          <w:p>
+            <w:r>
+              <w:rPr>
+                <w:sz w:val="20"/>
+                <w:szCs w:val="20"/>
+              </w:rPr>
+              <w:t xml:space="preserve">0.385</w:t>
+            </w:r>
+          </w:p>
+        </w:tc>
+      </w:tr>
+      <w:tr>
+        <w:tc>
+          <w:tcPr>
+            <w:tcW w:type="dxa" w:w="900"/>
+            <w:tcBorders>
+              <w:top w:val="single" w:color="999999" w:sz="4"/>
+              <w:left w:val="single" w:color="999999" w:sz="4"/>
+              <w:bottom w:val="single" w:color="999999" w:sz="4"/>
+              <w:right w:val="single" w:color="999999" w:sz="4"/>
+            </w:tcBorders>
+            <w:tcMar>
+              <w:top w:type="dxa" w:w="80"/>
+              <w:left w:type="dxa" w:w="100"/>
+              <w:bottom w:type="dxa" w:w="80"/>
+              <w:right w:type="dxa" w:w="100"/>
+            </w:tcMar>
+          </w:tcPr>
+          <w:p>
+            <w:r>
+              <w:rPr>
+                <w:sz w:val="20"/>
+                <w:szCs w:val="20"/>
+              </w:rPr>
+              <w:t xml:space="preserve">24</w:t>
+            </w:r>
+          </w:p>
+        </w:tc>
+        <w:tc>
+          <w:tcPr>
+            <w:tcW w:type="dxa" w:w="1450"/>
+            <w:tcBorders>
+              <w:top w:val="single" w:color="999999" w:sz="4"/>
+              <w:left w:val="single" w:color="999999" w:sz="4"/>
+              <w:bottom w:val="single" w:color="999999" w:sz="4"/>
+              <w:right w:val="single" w:color="999999" w:sz="4"/>
+            </w:tcBorders>
+            <w:tcMar>
+              <w:top w:type="dxa" w:w="80"/>
+              <w:left w:type="dxa" w:w="100"/>
+              <w:bottom w:type="dxa" w:w="80"/>
+              <w:right w:type="dxa" w:w="100"/>
+            </w:tcMar>
+          </w:tcPr>
+          <w:p>
+            <w:r>
+              <w:rPr>
+                <w:sz w:val="20"/>
+                <w:szCs w:val="20"/>
+              </w:rPr>
+              <w:t xml:space="preserve">100.11 µg/m³</w:t>
+            </w:r>
+          </w:p>
+        </w:tc>
+        <w:tc>
+          <w:tcPr>
+            <w:tcW w:type="dxa" w:w="1500"/>
+            <w:tcBorders>
+              <w:top w:val="single" w:color="999999" w:sz="4"/>
+              <w:left w:val="single" w:color="999999" w:sz="4"/>
+              <w:bottom w:val="single" w:color="999999" w:sz="4"/>
+              <w:right w:val="single" w:color="999999" w:sz="4"/>
+            </w:tcBorders>
+            <w:tcMar>
+              <w:top w:type="dxa" w:w="80"/>
+              <w:left w:type="dxa" w:w="100"/>
+              <w:bottom w:type="dxa" w:w="80"/>
+              <w:right w:type="dxa" w:w="100"/>
+            </w:tcMar>
+          </w:tcPr>
+          <w:p>
+            <w:r>
+              <w:rPr>
+                <w:sz w:val="20"/>
+                <w:szCs w:val="20"/>
+              </w:rPr>
+              <w:t xml:space="preserve">88.82 µg/m³</w:t>
+            </w:r>
+          </w:p>
+        </w:tc>
+        <w:tc>
+          <w:tcPr>
+            <w:tcW w:type="dxa" w:w="1500"/>
+            <w:tcBorders>
+              <w:top w:val="single" w:color="999999" w:sz="4"/>
+              <w:left w:val="single" w:color="999999" w:sz="4"/>
+              <w:bottom w:val="single" w:color="999999" w:sz="4"/>
+              <w:right w:val="single" w:color="999999" w:sz="4"/>
+            </w:tcBorders>
+            <w:tcMar>
+              <w:top w:type="dxa" w:w="80"/>
+              <w:left w:type="dxa" w:w="100"/>
+              <w:bottom w:type="dxa" w:w="80"/>
+              <w:right w:type="dxa" w:w="100"/>
+            </w:tcMar>
+          </w:tcPr>
+          <w:p>
+            <w:r>
+              <w:rPr>
+                <w:sz w:val="20"/>
+                <w:szCs w:val="20"/>
+              </w:rPr>
+              <w:t xml:space="preserve">88.38 µg/m³</w:t>
+            </w:r>
+          </w:p>
+        </w:tc>
+        <w:tc>
+          <w:tcPr>
+            <w:tcW w:type="dxa" w:w="1500"/>
+            <w:tcBorders>
+              <w:top w:val="single" w:color="999999" w:sz="4"/>
+              <w:left w:val="single" w:color="999999" w:sz="4"/>
+              <w:bottom w:val="single" w:color="999999" w:sz="4"/>
+              <w:right w:val="single" w:color="999999" w:sz="4"/>
+            </w:tcBorders>
+            <w:tcMar>
+              <w:top w:type="dxa" w:w="80"/>
+              <w:left w:type="dxa" w:w="100"/>
+              <w:bottom w:type="dxa" w:w="80"/>
+              <w:right w:type="dxa" w:w="100"/>
+            </w:tcMar>
+          </w:tcPr>
+          <w:p>
+            <w:r>
+              <w:rPr>
+                <w:sz w:val="20"/>
+                <w:szCs w:val="20"/>
+              </w:rPr>
+              <w:t xml:space="preserve">+0.435</w:t>
+            </w:r>
+          </w:p>
+        </w:tc>
+        <w:tc>
+          <w:tcPr>
+            <w:tcW w:type="dxa" w:w="1100"/>
+            <w:tcBorders>
+              <w:top w:val="single" w:color="999999" w:sz="4"/>
+              <w:left w:val="single" w:color="999999" w:sz="4"/>
+              <w:bottom w:val="single" w:color="999999" w:sz="4"/>
+              <w:right w:val="single" w:color="999999" w:sz="4"/>
+            </w:tcBorders>
+            <w:tcMar>
+              <w:top w:type="dxa" w:w="80"/>
+              <w:left w:type="dxa" w:w="100"/>
+              <w:bottom w:type="dxa" w:w="80"/>
+              <w:right w:type="dxa" w:w="100"/>
+            </w:tcMar>
+          </w:tcPr>
+          <w:p>
+            <w:r>
+              <w:rPr>
+                <w:sz w:val="20"/>
+                <w:szCs w:val="20"/>
+              </w:rPr>
+              <w:t xml:space="preserve">−0.127</w:t>
+            </w:r>
+          </w:p>
+        </w:tc>
+        <w:tc>
+          <w:tcPr>
+            <w:tcW w:type="dxa" w:w="1076"/>
+            <w:tcBorders>
+              <w:top w:val="single" w:color="999999" w:sz="4"/>
+              <w:left w:val="single" w:color="999999" w:sz="4"/>
+              <w:bottom w:val="single" w:color="999999" w:sz="4"/>
+              <w:right w:val="single" w:color="999999" w:sz="4"/>
+            </w:tcBorders>
+            <w:tcMar>
+              <w:top w:type="dxa" w:w="80"/>
+              <w:left w:type="dxa" w:w="100"/>
+              <w:bottom w:type="dxa" w:w="80"/>
+              <w:right w:type="dxa" w:w="100"/>
+            </w:tcMar>
+          </w:tcPr>
+          <w:p>
+            <w:r>
+              <w:rPr>
+                <w:sz w:val="20"/>
+                <w:szCs w:val="20"/>
+              </w:rPr>
+              <w:t xml:space="preserve">0.122</w:t>
+            </w:r>
+          </w:p>
+        </w:tc>
+      </w:tr>
+    </w:tbl>
+    <w:p>
+      <w:pPr>
+        <w:spacing w:after="240" w:before="80"/>
+        <w:jc w:val="center"/>
+      </w:pPr>
+      <w:r>
+        <w:rPr>
+          <w:i/>
+          <w:iCs/>
+          <w:sz w:val="20"/>
+          <w:szCs w:val="20"/>
+        </w:rPr>
+        <w:t xml:space="preserve">Table 3. Multi-horizon evaluation of the three air-pollution configurations on the same chronological 80/20 split.</w:t>
       </w:r>
     </w:p>
     <w:p>
@@ -1455,9 +2034,9 @@
       <w:r>
         <w:drawing>
           <wp:inline distT="0" distB="0" distL="0" distR="0">
-            <wp:extent cx="5715000" cy="2543175"/>
+            <wp:extent cx="5143500" cy="2895600"/>
             <wp:effectExtent t="0" r="0" b="0" l="0"/>
-            <wp:docPr id="1" name="cell20.png" descr="Figure 6. Zero-shot ESG classification confidences across the five test sentences (E = Environmental, S = Social, G = Governance, Mix = multi-topic, Off = off-topic financial control)." title="Figure 6. Zero-shot ESG classification confidences across the five test sentences (E = Environmental, S = Social, G = Governance, Mix = multi-topic, Off = off-topic financial control)."/>
+            <wp:docPr id="1" name="cell20_fig7.png" descr="Figure 7. PM2.5 forecast error (RMSE) versus prediction horizon for the three configurations." title="Figure 7. PM2.5 forecast error (RMSE) versus prediction horizon for the three configurations."/>
             <wp:cNvGraphicFramePr>
               <a:graphicFrameLocks xmlns:a="http://schemas.openxmlformats.org/drawingml/2006/main" noChangeAspect="1"/>
             </wp:cNvGraphicFramePr>
@@ -1480,6 +2059,76 @@
                   <pic:spPr bwMode="auto">
                     <a:xfrm>
                       <a:off x="0" y="0"/>
+                      <a:ext cx="5143500" cy="2895600"/>
+                    </a:xfrm>
+                    <a:prstGeom prst="rect">
+                      <a:avLst/>
+                    </a:prstGeom>
+                  </pic:spPr>
+                </pic:pic>
+              </a:graphicData>
+            </a:graphic>
+          </wp:inline>
+        </w:drawing>
+      </w:r>
+    </w:p>
+    <w:p>
+      <w:pPr>
+        <w:spacing w:after="240"/>
+        <w:jc w:val="center"/>
+      </w:pPr>
+      <w:r>
+        <w:rPr>
+          <w:i/>
+          <w:iCs/>
+          <w:sz w:val="20"/>
+          <w:szCs w:val="20"/>
+        </w:rPr>
+        <w:t xml:space="preserve">Figure 7. PM2.5 forecast error (RMSE) versus prediction horizon for the three configurations.</w:t>
+      </w:r>
+    </w:p>
+    <w:p>
+      <w:pPr>
+        <w:spacing w:after="160" w:line="360"/>
+        <w:jc w:val="both"/>
+      </w:pPr>
+      <w:r>
+        <w:t xml:space="preserve">For the ESG component, the five-sentence demonstration assigned each canonical example to its intended category, with all confidences below 0.65 (Environmental 0.481, Social 0.562, Governance 0.617). The multi-topic example was classified as Social with confidence 0.455, and the off-topic financial sentence was also classified as Social with confidence 0.598 — higher than two of the three canonical examples (Figure 6).</w:t>
+      </w:r>
+    </w:p>
+    <w:p>
+      <w:pPr>
+        <w:spacing w:after="80" w:before="200"/>
+        <w:jc w:val="center"/>
+      </w:pPr>
+      <w:r>
+        <w:drawing>
+          <wp:inline distT="0" distB="0" distL="0" distR="0">
+            <wp:extent cx="5715000" cy="2543175"/>
+            <wp:effectExtent t="0" r="0" b="0" l="0"/>
+            <wp:docPr id="1" name="cell20.png" descr="Figure 6. Zero-shot ESG confidences across the five demonstration sentences." title="Figure 6. Zero-shot ESG confidences across the five demonstration sentences."/>
+            <wp:cNvGraphicFramePr>
+              <a:graphicFrameLocks xmlns:a="http://schemas.openxmlformats.org/drawingml/2006/main" noChangeAspect="1"/>
+            </wp:cNvGraphicFramePr>
+            <a:graphic xmlns:a="http://schemas.openxmlformats.org/drawingml/2006/main">
+              <a:graphicData uri="http://schemas.openxmlformats.org/drawingml/2006/picture">
+                <pic:pic xmlns:pic="http://schemas.openxmlformats.org/drawingml/2006/picture">
+                  <pic:nvPicPr>
+                    <pic:cNvPr id="0" name="" descr=""/>
+                    <pic:cNvPicPr>
+                      <a:picLocks noChangeAspect="1" noChangeArrowheads="1"/>
+                    </pic:cNvPicPr>
+                  </pic:nvPicPr>
+                  <pic:blipFill>
+                    <a:blip r:embed="rId14" cstate="none"/>
+                    <a:srcRect/>
+                    <a:stretch>
+                      <a:fillRect/>
+                    </a:stretch>
+                  </pic:blipFill>
+                  <pic:spPr bwMode="auto">
+                    <a:xfrm>
+                      <a:off x="0" y="0"/>
                       <a:ext cx="5715000" cy="2543175"/>
                     </a:xfrm>
                     <a:prstGeom prst="rect">
@@ -1505,7 +2154,796 @@
           <w:sz w:val="20"/>
           <w:szCs w:val="20"/>
         </w:rPr>
-        <w:t xml:space="preserve">Figure 6. Zero-shot ESG classification confidences across the five test sentences (E = Environmental, S = Social, G = Governance, Mix = multi-topic, Off = off-topic financial control).</w:t>
+        <w:t xml:space="preserve">Figure 6. Zero-shot ESG confidences across the five demonstration sentences.</w:t>
+      </w:r>
+    </w:p>
+    <w:p>
+      <w:pPr>
+        <w:spacing w:after="160" w:line="360"/>
+        <w:jc w:val="both"/>
+      </w:pPr>
+      <w:r>
+        <w:t xml:space="preserve">On the 80-sentence annotated dataset, accuracy on the in-distribution E / S / G subset (n = 60) was 68.3% with an asymmetric error structure (Table 4, Figure 8). Environmental was perfectly precise but only 50% recalled; Social was over-predicted (precision 0.548, recall 0.850), acting as the classifier’s default fallback; Governance was most balanced (F1 = 0.718).</w:t>
+      </w:r>
+    </w:p>
+    <w:tbl>
+      <w:tblPr>
+        <w:tblW w:type="dxa" w:w="9026"/>
+        <w:tblBorders>
+          <w:top w:val="single" w:color="auto" w:sz="4"/>
+          <w:left w:val="single" w:color="auto" w:sz="4"/>
+          <w:bottom w:val="single" w:color="auto" w:sz="4"/>
+          <w:right w:val="single" w:color="auto" w:sz="4"/>
+          <w:insideH w:val="single" w:color="auto" w:sz="4"/>
+          <w:insideV w:val="single" w:color="auto" w:sz="4"/>
+        </w:tblBorders>
+      </w:tblPr>
+      <w:tblGrid>
+        <w:gridCol w:w="2500"/>
+        <w:gridCol w:w="1750"/>
+        <w:gridCol w:w="1750"/>
+        <w:gridCol w:w="1750"/>
+        <w:gridCol w:w="1276"/>
+      </w:tblGrid>
+      <w:tr>
+        <w:tc>
+          <w:tcPr>
+            <w:tcW w:type="dxa" w:w="2500"/>
+            <w:tcBorders>
+              <w:top w:val="single" w:color="999999" w:sz="4"/>
+              <w:left w:val="single" w:color="999999" w:sz="4"/>
+              <w:bottom w:val="single" w:color="999999" w:sz="4"/>
+              <w:right w:val="single" w:color="999999" w:sz="4"/>
+            </w:tcBorders>
+            <w:shd w:fill="EAEAEA" w:val="clear"/>
+            <w:tcMar>
+              <w:top w:type="dxa" w:w="80"/>
+              <w:left w:type="dxa" w:w="100"/>
+              <w:bottom w:type="dxa" w:w="80"/>
+              <w:right w:type="dxa" w:w="100"/>
+            </w:tcMar>
+          </w:tcPr>
+          <w:p>
+            <w:r>
+              <w:rPr>
+                <w:b/>
+                <w:bCs/>
+                <w:sz w:val="20"/>
+                <w:szCs w:val="20"/>
+              </w:rPr>
+              <w:t xml:space="preserve">Class</w:t>
+            </w:r>
+          </w:p>
+        </w:tc>
+        <w:tc>
+          <w:tcPr>
+            <w:tcW w:type="dxa" w:w="1750"/>
+            <w:tcBorders>
+              <w:top w:val="single" w:color="999999" w:sz="4"/>
+              <w:left w:val="single" w:color="999999" w:sz="4"/>
+              <w:bottom w:val="single" w:color="999999" w:sz="4"/>
+              <w:right w:val="single" w:color="999999" w:sz="4"/>
+            </w:tcBorders>
+            <w:shd w:fill="EAEAEA" w:val="clear"/>
+            <w:tcMar>
+              <w:top w:type="dxa" w:w="80"/>
+              <w:left w:type="dxa" w:w="100"/>
+              <w:bottom w:type="dxa" w:w="80"/>
+              <w:right w:type="dxa" w:w="100"/>
+            </w:tcMar>
+          </w:tcPr>
+          <w:p>
+            <w:r>
+              <w:rPr>
+                <w:b/>
+                <w:bCs/>
+                <w:sz w:val="20"/>
+                <w:szCs w:val="20"/>
+              </w:rPr>
+              <w:t xml:space="preserve">Precision</w:t>
+            </w:r>
+          </w:p>
+        </w:tc>
+        <w:tc>
+          <w:tcPr>
+            <w:tcW w:type="dxa" w:w="1750"/>
+            <w:tcBorders>
+              <w:top w:val="single" w:color="999999" w:sz="4"/>
+              <w:left w:val="single" w:color="999999" w:sz="4"/>
+              <w:bottom w:val="single" w:color="999999" w:sz="4"/>
+              <w:right w:val="single" w:color="999999" w:sz="4"/>
+            </w:tcBorders>
+            <w:shd w:fill="EAEAEA" w:val="clear"/>
+            <w:tcMar>
+              <w:top w:type="dxa" w:w="80"/>
+              <w:left w:type="dxa" w:w="100"/>
+              <w:bottom w:type="dxa" w:w="80"/>
+              <w:right w:type="dxa" w:w="100"/>
+            </w:tcMar>
+          </w:tcPr>
+          <w:p>
+            <w:r>
+              <w:rPr>
+                <w:b/>
+                <w:bCs/>
+                <w:sz w:val="20"/>
+                <w:szCs w:val="20"/>
+              </w:rPr>
+              <w:t xml:space="preserve">Recall</w:t>
+            </w:r>
+          </w:p>
+        </w:tc>
+        <w:tc>
+          <w:tcPr>
+            <w:tcW w:type="dxa" w:w="1750"/>
+            <w:tcBorders>
+              <w:top w:val="single" w:color="999999" w:sz="4"/>
+              <w:left w:val="single" w:color="999999" w:sz="4"/>
+              <w:bottom w:val="single" w:color="999999" w:sz="4"/>
+              <w:right w:val="single" w:color="999999" w:sz="4"/>
+            </w:tcBorders>
+            <w:shd w:fill="EAEAEA" w:val="clear"/>
+            <w:tcMar>
+              <w:top w:type="dxa" w:w="80"/>
+              <w:left w:type="dxa" w:w="100"/>
+              <w:bottom w:type="dxa" w:w="80"/>
+              <w:right w:type="dxa" w:w="100"/>
+            </w:tcMar>
+          </w:tcPr>
+          <w:p>
+            <w:r>
+              <w:rPr>
+                <w:b/>
+                <w:bCs/>
+                <w:sz w:val="20"/>
+                <w:szCs w:val="20"/>
+              </w:rPr>
+              <w:t xml:space="preserve">F1</w:t>
+            </w:r>
+          </w:p>
+        </w:tc>
+        <w:tc>
+          <w:tcPr>
+            <w:tcW w:type="dxa" w:w="1276"/>
+            <w:tcBorders>
+              <w:top w:val="single" w:color="999999" w:sz="4"/>
+              <w:left w:val="single" w:color="999999" w:sz="4"/>
+              <w:bottom w:val="single" w:color="999999" w:sz="4"/>
+              <w:right w:val="single" w:color="999999" w:sz="4"/>
+            </w:tcBorders>
+            <w:shd w:fill="EAEAEA" w:val="clear"/>
+            <w:tcMar>
+              <w:top w:type="dxa" w:w="80"/>
+              <w:left w:type="dxa" w:w="100"/>
+              <w:bottom w:type="dxa" w:w="80"/>
+              <w:right w:type="dxa" w:w="100"/>
+            </w:tcMar>
+          </w:tcPr>
+          <w:p>
+            <w:r>
+              <w:rPr>
+                <w:b/>
+                <w:bCs/>
+                <w:sz w:val="20"/>
+                <w:szCs w:val="20"/>
+              </w:rPr>
+              <w:t xml:space="preserve">Support</w:t>
+            </w:r>
+          </w:p>
+        </w:tc>
+      </w:tr>
+      <w:tr>
+        <w:tc>
+          <w:tcPr>
+            <w:tcW w:type="dxa" w:w="2500"/>
+            <w:tcBorders>
+              <w:top w:val="single" w:color="999999" w:sz="4"/>
+              <w:left w:val="single" w:color="999999" w:sz="4"/>
+              <w:bottom w:val="single" w:color="999999" w:sz="4"/>
+              <w:right w:val="single" w:color="999999" w:sz="4"/>
+            </w:tcBorders>
+            <w:tcMar>
+              <w:top w:type="dxa" w:w="80"/>
+              <w:left w:type="dxa" w:w="100"/>
+              <w:bottom w:type="dxa" w:w="80"/>
+              <w:right w:type="dxa" w:w="100"/>
+            </w:tcMar>
+          </w:tcPr>
+          <w:p>
+            <w:r>
+              <w:rPr>
+                <w:sz w:val="20"/>
+                <w:szCs w:val="20"/>
+              </w:rPr>
+              <w:t xml:space="preserve">Environmental</w:t>
+            </w:r>
+          </w:p>
+        </w:tc>
+        <w:tc>
+          <w:tcPr>
+            <w:tcW w:type="dxa" w:w="1750"/>
+            <w:tcBorders>
+              <w:top w:val="single" w:color="999999" w:sz="4"/>
+              <w:left w:val="single" w:color="999999" w:sz="4"/>
+              <w:bottom w:val="single" w:color="999999" w:sz="4"/>
+              <w:right w:val="single" w:color="999999" w:sz="4"/>
+            </w:tcBorders>
+            <w:tcMar>
+              <w:top w:type="dxa" w:w="80"/>
+              <w:left w:type="dxa" w:w="100"/>
+              <w:bottom w:type="dxa" w:w="80"/>
+              <w:right w:type="dxa" w:w="100"/>
+            </w:tcMar>
+          </w:tcPr>
+          <w:p>
+            <w:r>
+              <w:rPr>
+                <w:sz w:val="20"/>
+                <w:szCs w:val="20"/>
+              </w:rPr>
+              <w:t xml:space="preserve">1.000</w:t>
+            </w:r>
+          </w:p>
+        </w:tc>
+        <w:tc>
+          <w:tcPr>
+            <w:tcW w:type="dxa" w:w="1750"/>
+            <w:tcBorders>
+              <w:top w:val="single" w:color="999999" w:sz="4"/>
+              <w:left w:val="single" w:color="999999" w:sz="4"/>
+              <w:bottom w:val="single" w:color="999999" w:sz="4"/>
+              <w:right w:val="single" w:color="999999" w:sz="4"/>
+            </w:tcBorders>
+            <w:tcMar>
+              <w:top w:type="dxa" w:w="80"/>
+              <w:left w:type="dxa" w:w="100"/>
+              <w:bottom w:type="dxa" w:w="80"/>
+              <w:right w:type="dxa" w:w="100"/>
+            </w:tcMar>
+          </w:tcPr>
+          <w:p>
+            <w:r>
+              <w:rPr>
+                <w:sz w:val="20"/>
+                <w:szCs w:val="20"/>
+              </w:rPr>
+              <w:t xml:space="preserve">0.500</w:t>
+            </w:r>
+          </w:p>
+        </w:tc>
+        <w:tc>
+          <w:tcPr>
+            <w:tcW w:type="dxa" w:w="1750"/>
+            <w:tcBorders>
+              <w:top w:val="single" w:color="999999" w:sz="4"/>
+              <w:left w:val="single" w:color="999999" w:sz="4"/>
+              <w:bottom w:val="single" w:color="999999" w:sz="4"/>
+              <w:right w:val="single" w:color="999999" w:sz="4"/>
+            </w:tcBorders>
+            <w:tcMar>
+              <w:top w:type="dxa" w:w="80"/>
+              <w:left w:type="dxa" w:w="100"/>
+              <w:bottom w:type="dxa" w:w="80"/>
+              <w:right w:type="dxa" w:w="100"/>
+            </w:tcMar>
+          </w:tcPr>
+          <w:p>
+            <w:r>
+              <w:rPr>
+                <w:sz w:val="20"/>
+                <w:szCs w:val="20"/>
+              </w:rPr>
+              <w:t xml:space="preserve">0.667</w:t>
+            </w:r>
+          </w:p>
+        </w:tc>
+        <w:tc>
+          <w:tcPr>
+            <w:tcW w:type="dxa" w:w="1276"/>
+            <w:tcBorders>
+              <w:top w:val="single" w:color="999999" w:sz="4"/>
+              <w:left w:val="single" w:color="999999" w:sz="4"/>
+              <w:bottom w:val="single" w:color="999999" w:sz="4"/>
+              <w:right w:val="single" w:color="999999" w:sz="4"/>
+            </w:tcBorders>
+            <w:tcMar>
+              <w:top w:type="dxa" w:w="80"/>
+              <w:left w:type="dxa" w:w="100"/>
+              <w:bottom w:type="dxa" w:w="80"/>
+              <w:right w:type="dxa" w:w="100"/>
+            </w:tcMar>
+          </w:tcPr>
+          <w:p>
+            <w:r>
+              <w:rPr>
+                <w:sz w:val="20"/>
+                <w:szCs w:val="20"/>
+              </w:rPr>
+              <w:t xml:space="preserve">20</w:t>
+            </w:r>
+          </w:p>
+        </w:tc>
+      </w:tr>
+      <w:tr>
+        <w:tc>
+          <w:tcPr>
+            <w:tcW w:type="dxa" w:w="2500"/>
+            <w:tcBorders>
+              <w:top w:val="single" w:color="999999" w:sz="4"/>
+              <w:left w:val="single" w:color="999999" w:sz="4"/>
+              <w:bottom w:val="single" w:color="999999" w:sz="4"/>
+              <w:right w:val="single" w:color="999999" w:sz="4"/>
+            </w:tcBorders>
+            <w:tcMar>
+              <w:top w:type="dxa" w:w="80"/>
+              <w:left w:type="dxa" w:w="100"/>
+              <w:bottom w:type="dxa" w:w="80"/>
+              <w:right w:type="dxa" w:w="100"/>
+            </w:tcMar>
+          </w:tcPr>
+          <w:p>
+            <w:r>
+              <w:rPr>
+                <w:sz w:val="20"/>
+                <w:szCs w:val="20"/>
+              </w:rPr>
+              <w:t xml:space="preserve">Social</w:t>
+            </w:r>
+          </w:p>
+        </w:tc>
+        <w:tc>
+          <w:tcPr>
+            <w:tcW w:type="dxa" w:w="1750"/>
+            <w:tcBorders>
+              <w:top w:val="single" w:color="999999" w:sz="4"/>
+              <w:left w:val="single" w:color="999999" w:sz="4"/>
+              <w:bottom w:val="single" w:color="999999" w:sz="4"/>
+              <w:right w:val="single" w:color="999999" w:sz="4"/>
+            </w:tcBorders>
+            <w:tcMar>
+              <w:top w:type="dxa" w:w="80"/>
+              <w:left w:type="dxa" w:w="100"/>
+              <w:bottom w:type="dxa" w:w="80"/>
+              <w:right w:type="dxa" w:w="100"/>
+            </w:tcMar>
+          </w:tcPr>
+          <w:p>
+            <w:r>
+              <w:rPr>
+                <w:sz w:val="20"/>
+                <w:szCs w:val="20"/>
+              </w:rPr>
+              <w:t xml:space="preserve">0.548</w:t>
+            </w:r>
+          </w:p>
+        </w:tc>
+        <w:tc>
+          <w:tcPr>
+            <w:tcW w:type="dxa" w:w="1750"/>
+            <w:tcBorders>
+              <w:top w:val="single" w:color="999999" w:sz="4"/>
+              <w:left w:val="single" w:color="999999" w:sz="4"/>
+              <w:bottom w:val="single" w:color="999999" w:sz="4"/>
+              <w:right w:val="single" w:color="999999" w:sz="4"/>
+            </w:tcBorders>
+            <w:tcMar>
+              <w:top w:type="dxa" w:w="80"/>
+              <w:left w:type="dxa" w:w="100"/>
+              <w:bottom w:type="dxa" w:w="80"/>
+              <w:right w:type="dxa" w:w="100"/>
+            </w:tcMar>
+          </w:tcPr>
+          <w:p>
+            <w:r>
+              <w:rPr>
+                <w:sz w:val="20"/>
+                <w:szCs w:val="20"/>
+              </w:rPr>
+              <w:t xml:space="preserve">0.850</w:t>
+            </w:r>
+          </w:p>
+        </w:tc>
+        <w:tc>
+          <w:tcPr>
+            <w:tcW w:type="dxa" w:w="1750"/>
+            <w:tcBorders>
+              <w:top w:val="single" w:color="999999" w:sz="4"/>
+              <w:left w:val="single" w:color="999999" w:sz="4"/>
+              <w:bottom w:val="single" w:color="999999" w:sz="4"/>
+              <w:right w:val="single" w:color="999999" w:sz="4"/>
+            </w:tcBorders>
+            <w:tcMar>
+              <w:top w:type="dxa" w:w="80"/>
+              <w:left w:type="dxa" w:w="100"/>
+              <w:bottom w:type="dxa" w:w="80"/>
+              <w:right w:type="dxa" w:w="100"/>
+            </w:tcMar>
+          </w:tcPr>
+          <w:p>
+            <w:r>
+              <w:rPr>
+                <w:sz w:val="20"/>
+                <w:szCs w:val="20"/>
+              </w:rPr>
+              <w:t xml:space="preserve">0.667</w:t>
+            </w:r>
+          </w:p>
+        </w:tc>
+        <w:tc>
+          <w:tcPr>
+            <w:tcW w:type="dxa" w:w="1276"/>
+            <w:tcBorders>
+              <w:top w:val="single" w:color="999999" w:sz="4"/>
+              <w:left w:val="single" w:color="999999" w:sz="4"/>
+              <w:bottom w:val="single" w:color="999999" w:sz="4"/>
+              <w:right w:val="single" w:color="999999" w:sz="4"/>
+            </w:tcBorders>
+            <w:tcMar>
+              <w:top w:type="dxa" w:w="80"/>
+              <w:left w:type="dxa" w:w="100"/>
+              <w:bottom w:type="dxa" w:w="80"/>
+              <w:right w:type="dxa" w:w="100"/>
+            </w:tcMar>
+          </w:tcPr>
+          <w:p>
+            <w:r>
+              <w:rPr>
+                <w:sz w:val="20"/>
+                <w:szCs w:val="20"/>
+              </w:rPr>
+              <w:t xml:space="preserve">20</w:t>
+            </w:r>
+          </w:p>
+        </w:tc>
+      </w:tr>
+      <w:tr>
+        <w:tc>
+          <w:tcPr>
+            <w:tcW w:type="dxa" w:w="2500"/>
+            <w:tcBorders>
+              <w:top w:val="single" w:color="999999" w:sz="4"/>
+              <w:left w:val="single" w:color="999999" w:sz="4"/>
+              <w:bottom w:val="single" w:color="999999" w:sz="4"/>
+              <w:right w:val="single" w:color="999999" w:sz="4"/>
+            </w:tcBorders>
+            <w:tcMar>
+              <w:top w:type="dxa" w:w="80"/>
+              <w:left w:type="dxa" w:w="100"/>
+              <w:bottom w:type="dxa" w:w="80"/>
+              <w:right w:type="dxa" w:w="100"/>
+            </w:tcMar>
+          </w:tcPr>
+          <w:p>
+            <w:r>
+              <w:rPr>
+                <w:sz w:val="20"/>
+                <w:szCs w:val="20"/>
+              </w:rPr>
+              <w:t xml:space="preserve">Governance</w:t>
+            </w:r>
+          </w:p>
+        </w:tc>
+        <w:tc>
+          <w:tcPr>
+            <w:tcW w:type="dxa" w:w="1750"/>
+            <w:tcBorders>
+              <w:top w:val="single" w:color="999999" w:sz="4"/>
+              <w:left w:val="single" w:color="999999" w:sz="4"/>
+              <w:bottom w:val="single" w:color="999999" w:sz="4"/>
+              <w:right w:val="single" w:color="999999" w:sz="4"/>
+            </w:tcBorders>
+            <w:tcMar>
+              <w:top w:type="dxa" w:w="80"/>
+              <w:left w:type="dxa" w:w="100"/>
+              <w:bottom w:type="dxa" w:w="80"/>
+              <w:right w:type="dxa" w:w="100"/>
+            </w:tcMar>
+          </w:tcPr>
+          <w:p>
+            <w:r>
+              <w:rPr>
+                <w:sz w:val="20"/>
+                <w:szCs w:val="20"/>
+              </w:rPr>
+              <w:t xml:space="preserve">0.737</w:t>
+            </w:r>
+          </w:p>
+        </w:tc>
+        <w:tc>
+          <w:tcPr>
+            <w:tcW w:type="dxa" w:w="1750"/>
+            <w:tcBorders>
+              <w:top w:val="single" w:color="999999" w:sz="4"/>
+              <w:left w:val="single" w:color="999999" w:sz="4"/>
+              <w:bottom w:val="single" w:color="999999" w:sz="4"/>
+              <w:right w:val="single" w:color="999999" w:sz="4"/>
+            </w:tcBorders>
+            <w:tcMar>
+              <w:top w:type="dxa" w:w="80"/>
+              <w:left w:type="dxa" w:w="100"/>
+              <w:bottom w:type="dxa" w:w="80"/>
+              <w:right w:type="dxa" w:w="100"/>
+            </w:tcMar>
+          </w:tcPr>
+          <w:p>
+            <w:r>
+              <w:rPr>
+                <w:sz w:val="20"/>
+                <w:szCs w:val="20"/>
+              </w:rPr>
+              <w:t xml:space="preserve">0.700</w:t>
+            </w:r>
+          </w:p>
+        </w:tc>
+        <w:tc>
+          <w:tcPr>
+            <w:tcW w:type="dxa" w:w="1750"/>
+            <w:tcBorders>
+              <w:top w:val="single" w:color="999999" w:sz="4"/>
+              <w:left w:val="single" w:color="999999" w:sz="4"/>
+              <w:bottom w:val="single" w:color="999999" w:sz="4"/>
+              <w:right w:val="single" w:color="999999" w:sz="4"/>
+            </w:tcBorders>
+            <w:tcMar>
+              <w:top w:type="dxa" w:w="80"/>
+              <w:left w:type="dxa" w:w="100"/>
+              <w:bottom w:type="dxa" w:w="80"/>
+              <w:right w:type="dxa" w:w="100"/>
+            </w:tcMar>
+          </w:tcPr>
+          <w:p>
+            <w:r>
+              <w:rPr>
+                <w:sz w:val="20"/>
+                <w:szCs w:val="20"/>
+              </w:rPr>
+              <w:t xml:space="preserve">0.718</w:t>
+            </w:r>
+          </w:p>
+        </w:tc>
+        <w:tc>
+          <w:tcPr>
+            <w:tcW w:type="dxa" w:w="1276"/>
+            <w:tcBorders>
+              <w:top w:val="single" w:color="999999" w:sz="4"/>
+              <w:left w:val="single" w:color="999999" w:sz="4"/>
+              <w:bottom w:val="single" w:color="999999" w:sz="4"/>
+              <w:right w:val="single" w:color="999999" w:sz="4"/>
+            </w:tcBorders>
+            <w:tcMar>
+              <w:top w:type="dxa" w:w="80"/>
+              <w:left w:type="dxa" w:w="100"/>
+              <w:bottom w:type="dxa" w:w="80"/>
+              <w:right w:type="dxa" w:w="100"/>
+            </w:tcMar>
+          </w:tcPr>
+          <w:p>
+            <w:r>
+              <w:rPr>
+                <w:sz w:val="20"/>
+                <w:szCs w:val="20"/>
+              </w:rPr>
+              <w:t xml:space="preserve">20</w:t>
+            </w:r>
+          </w:p>
+        </w:tc>
+      </w:tr>
+      <w:tr>
+        <w:tc>
+          <w:tcPr>
+            <w:tcW w:type="dxa" w:w="2500"/>
+            <w:tcBorders>
+              <w:top w:val="single" w:color="999999" w:sz="4"/>
+              <w:left w:val="single" w:color="999999" w:sz="4"/>
+              <w:bottom w:val="single" w:color="999999" w:sz="4"/>
+              <w:right w:val="single" w:color="999999" w:sz="4"/>
+            </w:tcBorders>
+            <w:tcMar>
+              <w:top w:type="dxa" w:w="80"/>
+              <w:left w:type="dxa" w:w="100"/>
+              <w:bottom w:type="dxa" w:w="80"/>
+              <w:right w:type="dxa" w:w="100"/>
+            </w:tcMar>
+          </w:tcPr>
+          <w:p>
+            <w:r>
+              <w:rPr>
+                <w:sz w:val="20"/>
+                <w:szCs w:val="20"/>
+              </w:rPr>
+              <w:t xml:space="preserve">Macro average</w:t>
+            </w:r>
+          </w:p>
+        </w:tc>
+        <w:tc>
+          <w:tcPr>
+            <w:tcW w:type="dxa" w:w="1750"/>
+            <w:tcBorders>
+              <w:top w:val="single" w:color="999999" w:sz="4"/>
+              <w:left w:val="single" w:color="999999" w:sz="4"/>
+              <w:bottom w:val="single" w:color="999999" w:sz="4"/>
+              <w:right w:val="single" w:color="999999" w:sz="4"/>
+            </w:tcBorders>
+            <w:tcMar>
+              <w:top w:type="dxa" w:w="80"/>
+              <w:left w:type="dxa" w:w="100"/>
+              <w:bottom w:type="dxa" w:w="80"/>
+              <w:right w:type="dxa" w:w="100"/>
+            </w:tcMar>
+          </w:tcPr>
+          <w:p>
+            <w:r>
+              <w:rPr>
+                <w:sz w:val="20"/>
+                <w:szCs w:val="20"/>
+              </w:rPr>
+              <w:t xml:space="preserve">0.762</w:t>
+            </w:r>
+          </w:p>
+        </w:tc>
+        <w:tc>
+          <w:tcPr>
+            <w:tcW w:type="dxa" w:w="1750"/>
+            <w:tcBorders>
+              <w:top w:val="single" w:color="999999" w:sz="4"/>
+              <w:left w:val="single" w:color="999999" w:sz="4"/>
+              <w:bottom w:val="single" w:color="999999" w:sz="4"/>
+              <w:right w:val="single" w:color="999999" w:sz="4"/>
+            </w:tcBorders>
+            <w:tcMar>
+              <w:top w:type="dxa" w:w="80"/>
+              <w:left w:type="dxa" w:w="100"/>
+              <w:bottom w:type="dxa" w:w="80"/>
+              <w:right w:type="dxa" w:w="100"/>
+            </w:tcMar>
+          </w:tcPr>
+          <w:p>
+            <w:r>
+              <w:rPr>
+                <w:sz w:val="20"/>
+                <w:szCs w:val="20"/>
+              </w:rPr>
+              <w:t xml:space="preserve">0.683</w:t>
+            </w:r>
+          </w:p>
+        </w:tc>
+        <w:tc>
+          <w:tcPr>
+            <w:tcW w:type="dxa" w:w="1750"/>
+            <w:tcBorders>
+              <w:top w:val="single" w:color="999999" w:sz="4"/>
+              <w:left w:val="single" w:color="999999" w:sz="4"/>
+              <w:bottom w:val="single" w:color="999999" w:sz="4"/>
+              <w:right w:val="single" w:color="999999" w:sz="4"/>
+            </w:tcBorders>
+            <w:tcMar>
+              <w:top w:type="dxa" w:w="80"/>
+              <w:left w:type="dxa" w:w="100"/>
+              <w:bottom w:type="dxa" w:w="80"/>
+              <w:right w:type="dxa" w:w="100"/>
+            </w:tcMar>
+          </w:tcPr>
+          <w:p>
+            <w:r>
+              <w:rPr>
+                <w:sz w:val="20"/>
+                <w:szCs w:val="20"/>
+              </w:rPr>
+              <w:t xml:space="preserve">0.684</w:t>
+            </w:r>
+          </w:p>
+        </w:tc>
+        <w:tc>
+          <w:tcPr>
+            <w:tcW w:type="dxa" w:w="1276"/>
+            <w:tcBorders>
+              <w:top w:val="single" w:color="999999" w:sz="4"/>
+              <w:left w:val="single" w:color="999999" w:sz="4"/>
+              <w:bottom w:val="single" w:color="999999" w:sz="4"/>
+              <w:right w:val="single" w:color="999999" w:sz="4"/>
+            </w:tcBorders>
+            <w:tcMar>
+              <w:top w:type="dxa" w:w="80"/>
+              <w:left w:type="dxa" w:w="100"/>
+              <w:bottom w:type="dxa" w:w="80"/>
+              <w:right w:type="dxa" w:w="100"/>
+            </w:tcMar>
+          </w:tcPr>
+          <w:p>
+            <w:r>
+              <w:rPr>
+                <w:sz w:val="20"/>
+                <w:szCs w:val="20"/>
+              </w:rPr>
+              <w:t xml:space="preserve">60</w:t>
+            </w:r>
+          </w:p>
+        </w:tc>
+      </w:tr>
+    </w:tbl>
+    <w:p>
+      <w:pPr>
+        <w:spacing w:after="240" w:before="80"/>
+        <w:jc w:val="center"/>
+      </w:pPr>
+      <w:r>
+        <w:rPr>
+          <w:i/>
+          <w:iCs/>
+          <w:sz w:val="20"/>
+          <w:szCs w:val="20"/>
+        </w:rPr>
+        <w:t xml:space="preserve">Table 4. Zero-shot ESG classification metrics on the in-distribution E / S / G subset (overall accuracy 0.683).</w:t>
+      </w:r>
+    </w:p>
+    <w:p>
+      <w:pPr>
+        <w:spacing w:after="80" w:before="200"/>
+        <w:jc w:val="center"/>
+      </w:pPr>
+      <w:r>
+        <w:drawing>
+          <wp:inline distT="0" distB="0" distL="0" distR="0">
+            <wp:extent cx="4572000" cy="3733800"/>
+            <wp:effectExtent t="0" r="0" b="0" l="0"/>
+            <wp:docPr id="1" name="cell26_fig8.png" descr="Figure 8. Confusion matrix on the 60 in-distribution ESG sentences." title="Figure 8. Confusion matrix on the 60 in-distribution ESG sentences."/>
+            <wp:cNvGraphicFramePr>
+              <a:graphicFrameLocks xmlns:a="http://schemas.openxmlformats.org/drawingml/2006/main" noChangeAspect="1"/>
+            </wp:cNvGraphicFramePr>
+            <a:graphic xmlns:a="http://schemas.openxmlformats.org/drawingml/2006/main">
+              <a:graphicData uri="http://schemas.openxmlformats.org/drawingml/2006/picture">
+                <pic:pic xmlns:pic="http://schemas.openxmlformats.org/drawingml/2006/picture">
+                  <pic:nvPicPr>
+                    <pic:cNvPr id="0" name="" descr=""/>
+                    <pic:cNvPicPr>
+                      <a:picLocks noChangeAspect="1" noChangeArrowheads="1"/>
+                    </pic:cNvPicPr>
+                  </pic:nvPicPr>
+                  <pic:blipFill>
+                    <a:blip r:embed="rId15" cstate="none"/>
+                    <a:srcRect/>
+                    <a:stretch>
+                      <a:fillRect/>
+                    </a:stretch>
+                  </pic:blipFill>
+                  <pic:spPr bwMode="auto">
+                    <a:xfrm>
+                      <a:off x="0" y="0"/>
+                      <a:ext cx="4572000" cy="3733800"/>
+                    </a:xfrm>
+                    <a:prstGeom prst="rect">
+                      <a:avLst/>
+                    </a:prstGeom>
+                  </pic:spPr>
+                </pic:pic>
+              </a:graphicData>
+            </a:graphic>
+          </wp:inline>
+        </w:drawing>
+      </w:r>
+    </w:p>
+    <w:p>
+      <w:pPr>
+        <w:spacing w:after="240"/>
+        <w:jc w:val="center"/>
+      </w:pPr>
+      <w:r>
+        <w:rPr>
+          <w:i/>
+          <w:iCs/>
+          <w:sz w:val="20"/>
+          <w:szCs w:val="20"/>
+        </w:rPr>
+        <w:t xml:space="preserve">Figure 8. Confusion matrix on the 60 in-distribution ESG sentences.</w:t>
+      </w:r>
+    </w:p>
+    <w:p>
+      <w:pPr>
+        <w:spacing w:after="160" w:line="360"/>
+        <w:jc w:val="both"/>
+      </w:pPr>
+      <w:r>
+        <w:t xml:space="preserve">Off-topic sentences received mean confidence 0.595 — higher than the mean on true Environmental sentences (0.495) — and 80% were classified with confidence above 0.5. Confidence cannot reliably detect distribution shift in this configuration.</w:t>
       </w:r>
     </w:p>
     <w:p>
@@ -1538,7 +2976,7 @@
         <w:jc w:val="both"/>
       </w:pPr>
       <w:r>
-        <w:t xml:space="preserve">First, the marginal contribution of the LSTM’s wind-speed forecast to the air-pollution model was small but non-zero: a 0.11 µg/m³ reduction in RMSE and a 0.0005 increase in R². The direction is consistent with dispersal physics, but the magnitude is far smaller than would be implied by the strong wind–PM2.5 relationship documented across the literature. The most likely explanation is that the air-pollution model already had access to the most recent observed Iws and to two recent PM2.5 values; the information content of a one-hour wind-speed forecast, conditional on the current observed wind state and on near-term pollution history, is necessarily small. Liang et al. (2015) showed in this same dataset that PM2.5 evolution can be reconstructed largely from immediately preceding values once weather is conditioned on, and our ablation provides a quantitative refinement of that observation.</w:t>
+        <w:t xml:space="preserve">First, the LSTM forecast’s contribution to the air-pollution model is horizon-dependent. At t+1 it is small (ΔRMSE = 0.054 µg/m³) because the current observed Iws is already a feature; at t+24 the current observation is stale and the forecast contributes eight times more (ΔRMSE = 0.435 µg/m³). Persistence is competitive at t+1 (R² = 0.945) but worse than the long-run mean at t+24 (R² = −0.127). Liang et al. (2015) showed that PM2.5 can be reconstructed largely from preceding values once weather is conditioned on; our ablation quantifies how the value of meteorological forecasting grows once the prediction window outruns the autocorrelation timescale.</w:t>
       </w:r>
     </w:p>
     <w:p>
@@ -1547,7 +2985,7 @@
         <w:jc w:val="both"/>
       </w:pPr>
       <w:r>
-        <w:t xml:space="preserve">Second, the persistence baseline’s R² of 0.945 is not, on its own, evidence of a strong model. It is evidence that the prediction problem as posed is dominated by autocorrelation. Reports in this dataset that quote R² above 0.9 without a baseline comparison should therefore be read with caution. A genuine forecasting contribution would require either longer prediction horizons (six, twelve or twenty-four hours), multi-station prediction, or richer covariates such as upwind chemistry transport (Geng et al., 2017).</w:t>
+        <w:t xml:space="preserve">Second, t+1 R² figures in this dataset should be read with caution: persistence reaches 0.945 simply because the next value is almost identical to the current one. Multi-step recurrent architectures (Liu et al., 2019) and richer covariates such as upwind chemistry transport (Geng et al., 2017) would extend the analysis.</w:t>
       </w:r>
     </w:p>
     <w:p>
@@ -1556,7 +2994,7 @@
         <w:jc w:val="both"/>
       </w:pPr>
       <w:r>
-        <w:t xml:space="preserve">Third, the ESG classifier reproduces the well-documented brittleness of zero-shot inference under distribution shift. The canonical examples are correctly labelled but with modest confidence. The mixed sentence collapses to Social rather than distributing confidence smoothly across the three labels, and the off-topic financial sentence is also confidently labelled Social – more confidently than two of the three canonical examples. This pattern matches the calibration concerns raised by Yin, Hay and Roth (2019): zero-shot classifiers cannot decline to classify, and their confidence scores do not reliably indicate whether an input belongs to the target distribution. Production use in regulatory or investment contexts would require a calibrated confidence threshold and validation on labelled data drawn from the deployment domain.</w:t>
+        <w:t xml:space="preserve">Third, the 80-sentence ESG evaluation matches the calibration concerns raised by Yin, Hay and Roth (2019): zero-shot classifiers cannot decline to classify, and their confidence scores do not reliably indicate distribution membership. A confidence threshold calibrated to filter Off-topic inputs in our results would also reject a substantial fraction of genuine Environmental sentences, since mean Off-topic confidence (0.595) exceeded mean Environmental confidence (0.495). Production use in regulatory or investment contexts therefore requires either a supervised calibration step or an explicit out-of-distribution detector trained on representative non-ESG text.</w:t>
       </w:r>
     </w:p>
     <w:p>
@@ -1565,16 +3003,7 @@
         <w:jc w:val="both"/>
       </w:pPr>
       <w:r>
-        <w:t xml:space="preserve">The ethical and societal implications of these systems extend beyond their technical performance. Air-quality forecasts feed public-health advisories, and these advisories influence the behaviour of vulnerable populations – children, the elderly, and outdoor workers in particular. A model that is confidently wrong produces real harm: under-prediction on heavily polluted days leads to inadequate protective behaviour, while over-prediction on clean days produces unnecessary economic disruption. Our model is trained on data from a single station in a single city, and any deployment beyond that airshed would require fresh validation. ESG classification raises distinct concerns. The category boundaries are themselves contested by sustainability scholars (Dimson, Marsh and Staunton, 2020), and an automated classifier can amplify the linguistic patterns of well-resourced firms whose disclosures dominate the underlying training data, potentially obscuring greenwashing or penalising smaller and non-English-speaking issuers. The carbon cost of training and querying a 1.6 GB transformer is itself a sustainability variable that any honest ESG pipeline should account for.</w:t>
-      </w:r>
-    </w:p>
-    <w:p>
-      <w:pPr>
-        <w:spacing w:after="160" w:line="360"/>
-        <w:jc w:val="both"/>
-      </w:pPr>
-      <w:r>
-        <w:t xml:space="preserve">Use cases worth highlighting include municipal early-warning systems, sensor-network gap-filling on stations with intermittent failures, and triage of large volumes of sustainability disclosures for human review. None of these uses can responsibly proceed without the calibration, baselining and external validation discussed above.</w:t>
+        <w:t xml:space="preserve">Ethical implications extend beyond technical performance. Air-quality forecasts feed advisories that influence vulnerable populations — children, the elderly, outdoor workers — and a confidently wrong model causes real harm. ESG classification raises distinct concerns: category boundaries are themselves contested, with rating agencies producing divergent scores for the same firm (Berg, Kölbel and Rigobon, 2022; Dimson, Marsh and Staunton, 2020), and an automated classifier may amplify the language of well-resourced firms, obscuring greenwashing or penalising smaller issuers. The carbon cost of querying a 1.6 GB transformer is itself a sustainability variable. Plausible use cases — early warning, sensor gap-filling, disclosure triage — cannot responsibly proceed without the calibration discussed above.</w:t>
       </w:r>
     </w:p>
     <w:p>
@@ -1589,7 +3018,7 @@
           <w:sz w:val="28"/>
           <w:szCs w:val="28"/>
         </w:rPr>
-        <w:t xml:space="preserve">6. Conclusion</w:t>
+        <w:t xml:space="preserve">6. Conclusion and Future Work</w:t>
       </w:r>
     </w:p>
     <w:p>
@@ -1598,7 +3027,7 @@
         <w:jc w:val="both"/>
       </w:pPr>
       <w:r>
-        <w:t xml:space="preserve">This project implemented an integrated environmental-intelligence system combining a wind-speed LSTM, a PM2.5 Random Forest and a zero-shot ESG classifier, applied to the Beijing PM2.5 benchmark dataset. The empirical contribution is a transparent ablation: under a strict chronological evaluation protocol with a persistence baseline, the LSTM’s wind-speed forecast added a small but measurable improvement to the air-pollution model (RMSE 21.30 → 21.19 µg/m³; ΔR² = +0.0005) once the current observed wind speed and recent pollution lags were available. The Random Forest improved upon the persistence baseline by approximately 4% in RMSE, but the gap between the two is much smaller than headline R² figures alone would suggest. The zero-shot ESG component handled canonical sustainability text effectively while exposing the calibration limits of zero-shot inference: an out-of-distribution financial sentence was confidently mis-labelled, illustrating that the absence of a “none of the above” option is a real risk in deployment.</w:t>
+        <w:t xml:space="preserve">This project implemented an integrated environmental-intelligence system combining a wind-speed LSTM, a PM2.5 Random Forest and a zero-shot ESG classifier on the Beijing PM2.5 benchmark. We find the integration’s value is horizon-dependent: the LSTM forecast contributes 0.054 µg/m³ in RMSE at t+1 but 0.435 µg/m³ at t+24, an eight-fold increase mirroring the rate at which persistence degrades from R² = 0.945 to R² = −0.127. The Random Forest justifies its existence at longer horizons in a way it does not at t+1. The zero-shot ESG classifier achieved 68.3% accuracy on an 80-sentence annotated dataset with an asymmetric error structure (Environmental precise but under-recalled; Social over-predicted) and a calibration failure: 80% of Off-topic controls received confidence above 0.5, with mean Off-topic confidence exceeding mean Environmental confidence.</w:t>
       </w:r>
     </w:p>
     <w:p>
@@ -1607,7 +3036,7 @@
         <w:jc w:val="both"/>
       </w:pPr>
       <w:r>
-        <w:t xml:space="preserve">Three avenues for further work follow naturally. First, multi-step ahead PM2.5 forecasting at horizons of six, twelve and twenty-four hours would degrade persistence sharply and provide a fairer arena in which to measure the contribution of weather forecasts. Second, transfer learning across multiple monitoring stations would test whether the architecture extends beyond a single airshed, and would be the first step towards any deployment claim. Third, calibration of the ESG classifier – for example by fine-tuning a confidence threshold on a small labelled set drawn from public sustainability reports – would convert a useful demonstration into a deployable component. We close with the broader observation that honest evaluation, rather than headline-metric inflation, is the foundation on which environmental AI systems must be built if they are to inform decisions that protect human health and ecological systems.</w:t>
+        <w:t xml:space="preserve">Three avenues for further work follow naturally. First, calibration of the ESG classifier — for example fine-tuning a confidence threshold on a small labelled set — would convert a useful demonstration into a deployable component. Second, the architecture should be extended beyond one station in one city: the model is implicitly customised to Beijing, and PM2.5 baselines vary by an order of magnitude across world cities (Beijing ≈ 99 µg/m³, London ≈ 12, Delhi over 150 in winter). Per-city models, pooled models with city-level embeddings (Yi et al., 2018), and graph neural networks (Wang et al., 2020) are all viable extensions. Third, honest evaluation rather than headline-metric inflation is the foundation on which environmental AI systems must be built if they are to inform decisions that protect human health.</w:t>
       </w:r>
     </w:p>
     <w:p>
@@ -1636,7 +3065,7 @@
           <w:sz w:val="22"/>
           <w:szCs w:val="22"/>
         </w:rPr>
-        <w:t xml:space="preserve">Breiman, L. (2001) ‘Random forests’, Machine Learning, 45(1), pp. 5–32.</w:t>
+        <w:t xml:space="preserve">Berg, F., Kölbel, J. F. and Rigobon, R. (2022) ‘Aggregate confusion: the divergence of ESG ratings’, Review of Finance, 26(6), pp. 1315–1344.</w:t>
       </w:r>
     </w:p>
     <w:p>
@@ -1650,7 +3079,7 @@
           <w:sz w:val="22"/>
           <w:szCs w:val="22"/>
         </w:rPr>
-        <w:t xml:space="preserve">Cerqueira, V., Torgo, L. and Mozetič, I. (2020) ‘Evaluating time series forecasting models: an empirical study on performance estimation methods’, Machine Learning, 109(11), pp. 1997–2028.</w:t>
+        <w:t xml:space="preserve">Box, G. E. P., Jenkins, G. M., Reinsel, G. C. and Ljung, G. M. (2015) Time Series Analysis: Forecasting and Control. 5th edn. Hoboken, NJ: Wiley.</w:t>
       </w:r>
     </w:p>
     <w:p>
@@ -1664,7 +3093,7 @@
           <w:sz w:val="22"/>
           <w:szCs w:val="22"/>
         </w:rPr>
-        <w:t xml:space="preserve">Dimson, E., Marsh, P. and Staunton, M. (2020) ‘Divergent ESG ratings’, The Journal of Portfolio Management, 47(1), pp. 75–87.</w:t>
+        <w:t xml:space="preserve">Breiman, L. (2001) ‘Random forests’, Machine Learning, 45(1), pp. 5–32.</w:t>
       </w:r>
     </w:p>
     <w:p>
@@ -1678,7 +3107,7 @@
           <w:sz w:val="22"/>
           <w:szCs w:val="22"/>
         </w:rPr>
-        <w:t xml:space="preserve">Geng, G., Zhang, Q., Tong, D., Li, M., Zheng, Y., Wang, S. and He, K. (2017) ‘Tracking air pollution in China: near real-time PM2.5 retrievals from multisource data fusion’, Environmental Science &amp; Technology, 51(21), pp. 12283–12291.</w:t>
+        <w:t xml:space="preserve">Cerqueira, V., Torgo, L. and Mozetič, I. (2020) ‘Evaluating time series forecasting models: an empirical study on performance estimation methods’, Machine Learning, 109(11), pp. 1997–2028.</w:t>
       </w:r>
     </w:p>
     <w:p>
@@ -1692,7 +3121,7 @@
           <w:sz w:val="22"/>
           <w:szCs w:val="22"/>
         </w:rPr>
-        <w:t xml:space="preserve">Hochreiter, S. and Schmidhuber, J. (1997) ‘Long short-term memory’, Neural Computation, 9(8), pp. 1735–1780.</w:t>
+        <w:t xml:space="preserve">Dimson, E., Marsh, P. and Staunton, M. (2020) ‘Divergent ESG ratings’, The Journal of Portfolio Management, 47(1), pp. 75–87.</w:t>
       </w:r>
     </w:p>
     <w:p>
@@ -1706,7 +3135,7 @@
           <w:sz w:val="22"/>
           <w:szCs w:val="22"/>
         </w:rPr>
-        <w:t xml:space="preserve">Lewis, M., Liu, Y., Goyal, N., Ghazvininejad, M., Mohamed, A., Levy, O., Stoyanov, V. and Zettlemoyer, L. (2020) ‘BART: denoising sequence-to-sequence pre-training for natural language generation, translation, and comprehension’, Proceedings of the 58th Annual Meeting of the Association for Computational Linguistics, pp. 7871–7880.</w:t>
+        <w:t xml:space="preserve">Geng, G., Zhang, Q., Tong, D., Li, M., Zheng, Y., Wang, S. and He, K. (2017) ‘Tracking air pollution in China: near real-time PM2.5 retrievals from multisource data fusion’, Environmental Science &amp; Technology, 51(21), pp. 12283–12291.</w:t>
       </w:r>
     </w:p>
     <w:p>
@@ -1720,7 +3149,7 @@
           <w:sz w:val="22"/>
           <w:szCs w:val="22"/>
         </w:rPr>
-        <w:t xml:space="preserve">Liang, X., Zou, T., Guo, B., Li, S., Zhang, H., Zhang, S., Huang, H. and Chen, S. X. (2015) ‘Assessing Beijing’s PM2.5 pollution: severity, weather impact, APEC and winter heating’, Proceedings of the Royal Society A, 471(2182), 20150257.</w:t>
+        <w:t xml:space="preserve">Hochreiter, S. and Schmidhuber, J. (1997) ‘Long short-term memory’, Neural Computation, 9(8), pp. 1735–1780.</w:t>
       </w:r>
     </w:p>
     <w:p>
@@ -1734,7 +3163,7 @@
           <w:sz w:val="22"/>
           <w:szCs w:val="22"/>
         </w:rPr>
-        <w:t xml:space="preserve">Lim, B. and Zohren, S. (2021) ‘Time-series forecasting with deep learning: a survey’, Philosophical Transactions of the Royal Society A, 379(2194), 20200209.</w:t>
+        <w:t xml:space="preserve">Lewis, M., Liu, Y., Goyal, N., Ghazvininejad, M., Mohamed, A., Levy, O., Stoyanov, V. and Zettlemoyer, L. (2020) ‘BART: denoising sequence-to-sequence pre-training for natural language generation, translation, and comprehension’, Proceedings of the 58th Annual Meeting of the Association for Computational Linguistics, pp. 7871–7880.</w:t>
       </w:r>
     </w:p>
     <w:p>
@@ -1748,7 +3177,7 @@
           <w:sz w:val="22"/>
           <w:szCs w:val="22"/>
         </w:rPr>
-        <w:t xml:space="preserve">Wang, J. and Ogawa, S. (2017) ‘Effects of meteorological conditions on PM2.5 concentrations in Nagasaki, Japan’, International Journal of Environmental Research and Public Health, 12(8), pp. 9089–9101.</w:t>
+        <w:t xml:space="preserve">Li, X., Peng, L., Yao, X., Cui, S., Hu, Y., You, C. and Chi, T. (2017) ‘Long short-term memory neural network for air pollutant concentration predictions: method development and evaluation’, Environmental Pollution, 231, pp. 997–1004.</w:t>
       </w:r>
     </w:p>
     <w:p>
@@ -1762,7 +3191,105 @@
           <w:sz w:val="22"/>
           <w:szCs w:val="22"/>
         </w:rPr>
+        <w:t xml:space="preserve">Liang, X., Zou, T., Guo, B., Li, S., Zhang, H., Zhang, S., Huang, H. and Chen, S. X. (2015) ‘Assessing Beijing’s PM2.5 pollution: severity, weather impact, APEC and winter heating’, Proceedings of the Royal Society A, 471(2182), 20150257.</w:t>
+      </w:r>
+    </w:p>
+    <w:p>
+      <w:pPr>
+        <w:spacing w:after="100" w:line="300"/>
+        <w:ind w:left="360" w:hanging="360"/>
+        <w:jc w:val="left"/>
+      </w:pPr>
+      <w:r>
+        <w:rPr>
+          <w:sz w:val="22"/>
+          <w:szCs w:val="22"/>
+        </w:rPr>
+        <w:t xml:space="preserve">Lim, B. and Zohren, S. (2021) ‘Time-series forecasting with deep learning: a survey’, Philosophical Transactions of the Royal Society A, 379(2194), 20200209.</w:t>
+      </w:r>
+    </w:p>
+    <w:p>
+      <w:pPr>
+        <w:spacing w:after="100" w:line="300"/>
+        <w:ind w:left="360" w:hanging="360"/>
+        <w:jc w:val="left"/>
+      </w:pPr>
+      <w:r>
+        <w:rPr>
+          <w:sz w:val="22"/>
+          <w:szCs w:val="22"/>
+        </w:rPr>
+        <w:t xml:space="preserve">Liu, B., Yan, S., Li, J., Qu, G., Li, Y., Lang, J. and Gu, R. (2019) ‘A sequence-to-sequence air-quality predictor based on the n-step recurrent prediction’, IEEE Access, 7, pp. 43331–43345.</w:t>
+      </w:r>
+    </w:p>
+    <w:p>
+      <w:pPr>
+        <w:spacing w:after="100" w:line="300"/>
+        <w:ind w:left="360" w:hanging="360"/>
+        <w:jc w:val="left"/>
+      </w:pPr>
+      <w:r>
+        <w:rPr>
+          <w:sz w:val="22"/>
+          <w:szCs w:val="22"/>
+        </w:rPr>
+        <w:t xml:space="preserve">Reid, C. E., Jerrett, M., Petersen, M. L., Pfister, G. G., Morefield, P. E., Tager, I. B., Raffuse, S. M. and Balmes, J. R. (2015) ‘Spatiotemporal prediction of fine particulate matter during the 2008 northern California wildfires using machine learning’, Environmental Science &amp; Technology, 49(6), pp. 3887–3896.</w:t>
+      </w:r>
+    </w:p>
+    <w:p>
+      <w:pPr>
+        <w:spacing w:after="100" w:line="300"/>
+        <w:ind w:left="360" w:hanging="360"/>
+        <w:jc w:val="left"/>
+      </w:pPr>
+      <w:r>
+        <w:rPr>
+          <w:sz w:val="22"/>
+          <w:szCs w:val="22"/>
+        </w:rPr>
+        <w:t xml:space="preserve">Wang, J. and Ogawa, S. (2017) ‘Effects of meteorological conditions on PM2.5 concentrations in Nagasaki, Japan’, International Journal of Environmental Research and Public Health, 12(8), pp. 9089–9101.</w:t>
+      </w:r>
+    </w:p>
+    <w:p>
+      <w:pPr>
+        <w:spacing w:after="100" w:line="300"/>
+        <w:ind w:left="360" w:hanging="360"/>
+        <w:jc w:val="left"/>
+      </w:pPr>
+      <w:r>
+        <w:rPr>
+          <w:sz w:val="22"/>
+          <w:szCs w:val="22"/>
+        </w:rPr>
+        <w:t xml:space="preserve">Wang, S., Li, Y., Zhang, J., Meng, Q., Meng, L. and Gao, F. (2020) ‘PM2.5-GNN: a domain-knowledge-enhanced graph neural network for PM2.5 forecasting’, Proceedings of the 28th International Conference on Advances in Geographic Information Systems (SIGSPATIAL), pp. 163–166.</w:t>
+      </w:r>
+    </w:p>
+    <w:p>
+      <w:pPr>
+        <w:spacing w:after="100" w:line="300"/>
+        <w:ind w:left="360" w:hanging="360"/>
+        <w:jc w:val="left"/>
+      </w:pPr>
+      <w:r>
+        <w:rPr>
+          <w:sz w:val="22"/>
+          <w:szCs w:val="22"/>
+        </w:rPr>
         <w:t xml:space="preserve">World Health Organization (2021) WHO global air quality guidelines: particulate matter (PM2.5 and PM10), ozone, nitrogen dioxide, sulfur dioxide and carbon monoxide. Geneva: World Health Organization.</w:t>
+      </w:r>
+    </w:p>
+    <w:p>
+      <w:pPr>
+        <w:spacing w:after="100" w:line="300"/>
+        <w:ind w:left="360" w:hanging="360"/>
+        <w:jc w:val="left"/>
+      </w:pPr>
+      <w:r>
+        <w:rPr>
+          <w:sz w:val="22"/>
+          <w:szCs w:val="22"/>
+        </w:rPr>
+        <w:t xml:space="preserve">Yi, X., Zhang, J., Wang, Z., Li, T. and Zheng, Y. (2018) ‘Deep distributed fusion network for air quality prediction’, Proceedings of the 24th ACM SIGKDD International Conference on Knowledge Discovery and Data Mining, pp. 965–973.</w:t>
       </w:r>
     </w:p>
     <w:p>
